--- a/docs/metodichka/ROADMAP.docx
+++ b/docs/metodichka/ROADMAP.docx
@@ -382,7 +382,7 @@
           <w:sz w:val="20"/>
           <w:szCs w:val="20"/>
         </w:rPr>
-        <w:t xml:space="preserve"> РПД на 2027 год нужна к заседанию кафедры в начале февраля 2027 (обе действующие РПД одобрены кафедрой 3 и 10 февраля, а к заместителю директора ФПТИ по методической работе ушли в течение двух недель). Значит, черновик РПД должен быть готов </w:t>
+        <w:t xml:space="preserve"> РПД на 2027 год нужна к заседанию кафедры в начале февраля 2027 (обе действующие РПД одобрены кафедрой 3 и 10 февраля, а к заместителю директора ФПТИ по методической работе ушли в течение двух недель). Черновик РПД пишет составитель, поэтому наши предложения нужно передать </w:t>
       </w:r>
       <w:r>
         <w:rPr>
@@ -395,7 +395,7 @@
           <w:sz w:val="20"/>
           <w:szCs w:val="20"/>
         </w:rPr>
-        <w:t xml:space="preserve">к середине января 2027</w:t>
+        <w:t xml:space="preserve">к середине декабря 2026</w:t>
       </w:r>
       <w:r>
         <w:rPr>
@@ -595,7 +595,59 @@
           <w:sz w:val="20"/>
           <w:szCs w:val="20"/>
         </w:rPr>
-        <w:t xml:space="preserve">, не преподаватель курса. Кто составляет РПД 2027 и в каком порядке вносятся изменения — первое решение по направлению РПД (раздел 6).</w:t>
+        <w:t xml:space="preserve">, не преподаватель курса. </w:t>
+      </w:r>
+      <w:r>
+        <w:rPr>
+          <w:rFonts w:ascii="Arial" w:cs="Arial" w:eastAsia="Arial" w:hAnsi="Arial"/>
+          <w:b/>
+          <w:bCs/>
+          <w:i w:val="false"/>
+          <w:iCs w:val="false"/>
+          <w:color w:val="1A1A1A"/>
+          <w:sz w:val="20"/>
+          <w:szCs w:val="20"/>
+        </w:rPr>
+        <w:t xml:space="preserve">Решено 17.10:</w:t>
+      </w:r>
+      <w:r>
+        <w:rPr>
+          <w:rFonts w:ascii="Arial" w:cs="Arial" w:eastAsia="Arial" w:hAnsi="Arial"/>
+          <w:b w:val="false"/>
+          <w:bCs w:val="false"/>
+          <w:i w:val="false"/>
+          <w:iCs w:val="false"/>
+          <w:color w:val="1A1A1A"/>
+          <w:sz w:val="20"/>
+          <w:szCs w:val="20"/>
+        </w:rPr>
+        <w:t xml:space="preserve"> РПД 2027 пишет составитель; от нас — документ предложений (по разделу 9 концепции) с готовыми формулировками таблиц практик, СРС, оценочных средств и литературы. Поэтому предложения нужно передать составителю </w:t>
+      </w:r>
+      <w:r>
+        <w:rPr>
+          <w:rFonts w:ascii="Arial" w:cs="Arial" w:eastAsia="Arial" w:hAnsi="Arial"/>
+          <w:b/>
+          <w:bCs/>
+          <w:i w:val="false"/>
+          <w:iCs w:val="false"/>
+          <w:color w:val="1A1A1A"/>
+          <w:sz w:val="20"/>
+          <w:szCs w:val="20"/>
+        </w:rPr>
+        <w:t xml:space="preserve">к середине декабря 2026</w:t>
+      </w:r>
+      <w:r>
+        <w:rPr>
+          <w:rFonts w:ascii="Arial" w:cs="Arial" w:eastAsia="Arial" w:hAnsi="Arial"/>
+          <w:b w:val="false"/>
+          <w:bCs w:val="false"/>
+          <w:i w:val="false"/>
+          <w:iCs w:val="false"/>
+          <w:color w:val="1A1A1A"/>
+          <w:sz w:val="20"/>
+          <w:szCs w:val="20"/>
+        </w:rPr>
+        <w:t xml:space="preserve">, чтобы у него был месяц до заседания кафедры.</w:t>
       </w:r>
     </w:p>
     <w:p>
@@ -3621,7 +3673,7 @@
         </w:tc>
         <w:tc>
           <w:tcPr>
-            <w:tcW w:type="pct" w:w="29%"/>
+            <w:tcW w:type="pct" w:w="28%"/>
             <w:tcBorders>
               <w:top w:val="single" w:color="B3B3B3" w:sz="4"/>
               <w:left w:val="single" w:color="B3B3B3" w:sz="4"/>
@@ -3658,7 +3710,7 @@
         </w:tc>
         <w:tc>
           <w:tcPr>
-            <w:tcW w:type="pct" w:w="25%"/>
+            <w:tcW w:type="pct" w:w="26%"/>
             <w:tcBorders>
               <w:top w:val="single" w:color="B3B3B3" w:sz="4"/>
               <w:left w:val="single" w:color="B3B3B3" w:sz="4"/>
@@ -3695,7 +3747,7 @@
         </w:tc>
         <w:tc>
           <w:tcPr>
-            <w:tcW w:type="pct" w:w="7%"/>
+            <w:tcW w:type="pct" w:w="8%"/>
             <w:tcBorders>
               <w:top w:val="single" w:color="B3B3B3" w:sz="4"/>
               <w:left w:val="single" w:color="B3B3B3" w:sz="4"/>
@@ -3800,7 +3852,7 @@
                 <w:sz w:val="18"/>
                 <w:szCs w:val="18"/>
               </w:rPr>
-              <w:t xml:space="preserve">Кто и как</w:t>
+              <w:t xml:space="preserve">Порядок работы</w:t>
             </w:r>
           </w:p>
         </w:tc>
@@ -3842,79 +3894,7 @@
         </w:tc>
         <w:tc>
           <w:tcPr>
-            <w:tcW w:type="pct" w:w="29%"/>
-            <w:tcBorders>
-              <w:top w:val="single" w:color="B3B3B3" w:sz="4"/>
-              <w:left w:val="single" w:color="B3B3B3" w:sz="4"/>
-              <w:bottom w:val="single" w:color="B3B3B3" w:sz="4"/>
-              <w:right w:val="single" w:color="B3B3B3" w:sz="4"/>
-            </w:tcBorders>
-            <w:tcMar>
-              <w:top w:type="dxa" w:w="60"/>
-              <w:left w:type="dxa" w:w="100"/>
-              <w:bottom w:type="dxa" w:w="60"/>
-              <w:right w:type="dxa" w:w="100"/>
-            </w:tcMar>
-            <w:vAlign w:val="center"/>
-          </w:tcPr>
-          <w:p>
-            <w:pPr>
-              <w:spacing w:after="0" w:line="250"/>
-            </w:pPr>
-            <w:r>
-              <w:rPr>
-                <w:rFonts w:ascii="Arial" w:cs="Arial" w:eastAsia="Arial" w:hAnsi="Arial"/>
-                <w:b w:val="false"/>
-                <w:bCs w:val="false"/>
-                <w:i w:val="false"/>
-                <w:iCs w:val="false"/>
-                <w:color w:val="1A1A1A"/>
-                <w:sz w:val="18"/>
-                <w:szCs w:val="18"/>
-              </w:rPr>
-              <w:t xml:space="preserve">кто составитель РПД 2027 (преподаватель, Ю. А. Новикова или вместе); какие РПД переутверждаются в 2027 году — ОПДВП для приёма 2027 и ОПД для приёма 2026; есть ли новый макет РПД ГУАП</w:t>
-            </w:r>
-          </w:p>
-        </w:tc>
-        <w:tc>
-          <w:tcPr>
-            <w:tcW w:type="pct" w:w="25%"/>
-            <w:tcBorders>
-              <w:top w:val="single" w:color="B3B3B3" w:sz="4"/>
-              <w:left w:val="single" w:color="B3B3B3" w:sz="4"/>
-              <w:bottom w:val="single" w:color="B3B3B3" w:sz="4"/>
-              <w:right w:val="single" w:color="B3B3B3" w:sz="4"/>
-            </w:tcBorders>
-            <w:tcMar>
-              <w:top w:type="dxa" w:w="60"/>
-              <w:left w:type="dxa" w:w="100"/>
-              <w:bottom w:type="dxa" w:w="60"/>
-              <w:right w:type="dxa" w:w="100"/>
-            </w:tcMar>
-            <w:vAlign w:val="center"/>
-          </w:tcPr>
-          <w:p>
-            <w:pPr>
-              <w:spacing w:after="0" w:line="250"/>
-            </w:pPr>
-            <w:r>
-              <w:rPr>
-                <w:rFonts w:ascii="Arial" w:cs="Arial" w:eastAsia="Arial" w:hAnsi="Arial"/>
-                <w:b w:val="false"/>
-                <w:bCs w:val="false"/>
-                <w:i w:val="false"/>
-                <w:iCs w:val="false"/>
-                <w:color w:val="1A1A1A"/>
-                <w:sz w:val="18"/>
-                <w:szCs w:val="18"/>
-              </w:rPr>
-              <w:t xml:space="preserve">порядок работы и макет</w:t>
-            </w:r>
-          </w:p>
-        </w:tc>
-        <w:tc>
-          <w:tcPr>
-            <w:tcW w:type="pct" w:w="7%"/>
+            <w:tcW w:type="pct" w:w="28%"/>
             <w:tcBorders>
               <w:top w:val="single" w:color="B3B3B3" w:sz="4"/>
               <w:left w:val="single" w:color="B3B3B3" w:sz="4"/>
@@ -3944,21 +3924,80 @@
                 <w:sz w:val="18"/>
                 <w:szCs w:val="18"/>
               </w:rPr>
-              <w:t xml:space="preserve">П</w:t>
-            </w:r>
-            <w:r>
-              <w:rPr>
-                <w:rFonts w:ascii="Arial" w:cs="Arial" w:eastAsia="Arial" w:hAnsi="Arial"/>
-                <w:b w:val="false"/>
-                <w:bCs w:val="false"/>
-                <w:i w:val="false"/>
-                <w:iCs w:val="false"/>
-                <w:color w:val="1A1A1A"/>
-                <w:sz w:val="18"/>
-                <w:szCs w:val="18"/>
-              </w:rPr>
-              <w:t xml:space="preserve">, </w:t>
-            </w:r>
+              <w:t xml:space="preserve">решено:</w:t>
+            </w:r>
+            <w:r>
+              <w:rPr>
+                <w:rFonts w:ascii="Arial" w:cs="Arial" w:eastAsia="Arial" w:hAnsi="Arial"/>
+                <w:b w:val="false"/>
+                <w:bCs w:val="false"/>
+                <w:i w:val="false"/>
+                <w:iCs w:val="false"/>
+                <w:color w:val="1A1A1A"/>
+                <w:sz w:val="18"/>
+                <w:szCs w:val="18"/>
+              </w:rPr>
+              <w:t xml:space="preserve"> РПД пишет составитель (Ю. А. Новикова), преподаватель передаёт предложения; уточнить, какие РПД переутверждаются в 2027 году (ОПДВП для приёма 2027, ОПД для приёма 2026) и есть ли новый макет РПД ГУАП</w:t>
+            </w:r>
+          </w:p>
+        </w:tc>
+        <w:tc>
+          <w:tcPr>
+            <w:tcW w:type="pct" w:w="26%"/>
+            <w:tcBorders>
+              <w:top w:val="single" w:color="B3B3B3" w:sz="4"/>
+              <w:left w:val="single" w:color="B3B3B3" w:sz="4"/>
+              <w:bottom w:val="single" w:color="B3B3B3" w:sz="4"/>
+              <w:right w:val="single" w:color="B3B3B3" w:sz="4"/>
+            </w:tcBorders>
+            <w:tcMar>
+              <w:top w:type="dxa" w:w="60"/>
+              <w:left w:type="dxa" w:w="100"/>
+              <w:bottom w:type="dxa" w:w="60"/>
+              <w:right w:type="dxa" w:w="100"/>
+            </w:tcMar>
+            <w:vAlign w:val="center"/>
+          </w:tcPr>
+          <w:p>
+            <w:pPr>
+              <w:spacing w:after="0" w:line="250"/>
+            </w:pPr>
+            <w:r>
+              <w:rPr>
+                <w:rFonts w:ascii="Arial" w:cs="Arial" w:eastAsia="Arial" w:hAnsi="Arial"/>
+                <w:b w:val="false"/>
+                <w:bCs w:val="false"/>
+                <w:i w:val="false"/>
+                <w:iCs w:val="false"/>
+                <w:color w:val="1A1A1A"/>
+                <w:sz w:val="18"/>
+                <w:szCs w:val="18"/>
+              </w:rPr>
+              <w:t xml:space="preserve">договорённость с составителем о сроках</w:t>
+            </w:r>
+          </w:p>
+        </w:tc>
+        <w:tc>
+          <w:tcPr>
+            <w:tcW w:type="pct" w:w="8%"/>
+            <w:tcBorders>
+              <w:top w:val="single" w:color="B3B3B3" w:sz="4"/>
+              <w:left w:val="single" w:color="B3B3B3" w:sz="4"/>
+              <w:bottom w:val="single" w:color="B3B3B3" w:sz="4"/>
+              <w:right w:val="single" w:color="B3B3B3" w:sz="4"/>
+            </w:tcBorders>
+            <w:tcMar>
+              <w:top w:type="dxa" w:w="60"/>
+              <w:left w:type="dxa" w:w="100"/>
+              <w:bottom w:type="dxa" w:w="60"/>
+              <w:right w:type="dxa" w:w="100"/>
+            </w:tcMar>
+            <w:vAlign w:val="center"/>
+          </w:tcPr>
+          <w:p>
+            <w:pPr>
+              <w:spacing w:after="0" w:line="250"/>
+            </w:pPr>
             <w:r>
               <w:rPr>
                 <w:rFonts w:ascii="Arial" w:cs="Arial" w:eastAsia="Arial" w:hAnsi="Arial"/>
@@ -3970,6 +4009,32 @@
                 <w:sz w:val="18"/>
                 <w:szCs w:val="18"/>
               </w:rPr>
+              <w:t xml:space="preserve">П</w:t>
+            </w:r>
+            <w:r>
+              <w:rPr>
+                <w:rFonts w:ascii="Arial" w:cs="Arial" w:eastAsia="Arial" w:hAnsi="Arial"/>
+                <w:b w:val="false"/>
+                <w:bCs w:val="false"/>
+                <w:i w:val="false"/>
+                <w:iCs w:val="false"/>
+                <w:color w:val="1A1A1A"/>
+                <w:sz w:val="18"/>
+                <w:szCs w:val="18"/>
+              </w:rPr>
+              <w:t xml:space="preserve">, </w:t>
+            </w:r>
+            <w:r>
+              <w:rPr>
+                <w:rFonts w:ascii="Arial" w:cs="Arial" w:eastAsia="Arial" w:hAnsi="Arial"/>
+                <w:b/>
+                <w:bCs/>
+                <w:i w:val="false"/>
+                <w:iCs w:val="false"/>
+                <w:color w:val="1A1A1A"/>
+                <w:sz w:val="18"/>
+                <w:szCs w:val="18"/>
+              </w:rPr>
               <w:t xml:space="preserve">К</w:t>
             </w:r>
           </w:p>
@@ -4086,7 +4151,7 @@
         </w:tc>
         <w:tc>
           <w:tcPr>
-            <w:tcW w:type="pct" w:w="29%"/>
+            <w:tcW w:type="pct" w:w="28%"/>
             <w:tcBorders>
               <w:top w:val="single" w:color="B3B3B3" w:sz="4"/>
               <w:left w:val="single" w:color="B3B3B3" w:sz="4"/>
@@ -4122,7 +4187,7 @@
         </w:tc>
         <w:tc>
           <w:tcPr>
-            <w:tcW w:type="pct" w:w="25%"/>
+            <w:tcW w:type="pct" w:w="26%"/>
             <w:tcBorders>
               <w:top w:val="single" w:color="B3B3B3" w:sz="4"/>
               <w:left w:val="single" w:color="B3B3B3" w:sz="4"/>
@@ -4158,7 +4223,7 @@
         </w:tc>
         <w:tc>
           <w:tcPr>
-            <w:tcW w:type="pct" w:w="7%"/>
+            <w:tcW w:type="pct" w:w="8%"/>
             <w:tcBorders>
               <w:top w:val="single" w:color="B3B3B3" w:sz="4"/>
               <w:left w:val="single" w:color="B3B3B3" w:sz="4"/>
@@ -4262,7 +4327,7 @@
                 <w:sz w:val="18"/>
                 <w:szCs w:val="18"/>
               </w:rPr>
-              <w:t xml:space="preserve">Черновик РПД</w:t>
+              <w:t xml:space="preserve">Документ предложений</w:t>
             </w:r>
           </w:p>
         </w:tc>
@@ -4298,85 +4363,85 @@
                 <w:sz w:val="18"/>
                 <w:szCs w:val="18"/>
               </w:rPr>
-              <w:t xml:space="preserve">декабрь 2026 — середина января 2027</w:t>
-            </w:r>
-          </w:p>
-        </w:tc>
-        <w:tc>
-          <w:tcPr>
-            <w:tcW w:type="pct" w:w="29%"/>
-            <w:tcBorders>
-              <w:top w:val="single" w:color="B3B3B3" w:sz="4"/>
-              <w:left w:val="single" w:color="B3B3B3" w:sz="4"/>
-              <w:bottom w:val="single" w:color="B3B3B3" w:sz="4"/>
-              <w:right w:val="single" w:color="B3B3B3" w:sz="4"/>
-            </w:tcBorders>
-            <w:tcMar>
-              <w:top w:type="dxa" w:w="60"/>
-              <w:left w:type="dxa" w:w="100"/>
-              <w:bottom w:type="dxa" w:w="60"/>
-              <w:right w:type="dxa" w:w="100"/>
-            </w:tcMar>
-            <w:vAlign w:val="center"/>
-          </w:tcPr>
-          <w:p>
-            <w:pPr>
-              <w:spacing w:after="0" w:line="250"/>
-            </w:pPr>
-            <w:r>
-              <w:rPr>
-                <w:rFonts w:ascii="Arial" w:cs="Arial" w:eastAsia="Arial" w:hAnsi="Arial"/>
-                <w:b w:val="false"/>
-                <w:bCs w:val="false"/>
-                <w:i w:val="false"/>
-                <w:iCs w:val="false"/>
-                <w:color w:val="1A1A1A"/>
-                <w:sz w:val="18"/>
-                <w:szCs w:val="18"/>
-              </w:rPr>
-              <w:t xml:space="preserve">переработка по разделу 9 концепции: практики — шаги сквозного проекта с артефактами; СРС на проект; оценочные средства — вехи, тесты, защита с рубрикой; литература, ПО, ЭОР</w:t>
-            </w:r>
-          </w:p>
-        </w:tc>
-        <w:tc>
-          <w:tcPr>
-            <w:tcW w:type="pct" w:w="25%"/>
-            <w:tcBorders>
-              <w:top w:val="single" w:color="B3B3B3" w:sz="4"/>
-              <w:left w:val="single" w:color="B3B3B3" w:sz="4"/>
-              <w:bottom w:val="single" w:color="B3B3B3" w:sz="4"/>
-              <w:right w:val="single" w:color="B3B3B3" w:sz="4"/>
-            </w:tcBorders>
-            <w:tcMar>
-              <w:top w:type="dxa" w:w="60"/>
-              <w:left w:type="dxa" w:w="100"/>
-              <w:bottom w:type="dxa" w:w="60"/>
-              <w:right w:type="dxa" w:w="100"/>
-            </w:tcMar>
-            <w:vAlign w:val="center"/>
-          </w:tcPr>
-          <w:p>
-            <w:pPr>
-              <w:spacing w:after="0" w:line="250"/>
-            </w:pPr>
-            <w:r>
-              <w:rPr>
-                <w:rFonts w:ascii="Arial" w:cs="Arial" w:eastAsia="Arial" w:hAnsi="Arial"/>
-                <w:b w:val="false"/>
-                <w:bCs w:val="false"/>
-                <w:i w:val="false"/>
-                <w:iCs w:val="false"/>
-                <w:color w:val="1A1A1A"/>
-                <w:sz w:val="18"/>
-                <w:szCs w:val="18"/>
-              </w:rPr>
-              <w:t xml:space="preserve">черновик обеих РПД</w:t>
-            </w:r>
-          </w:p>
-        </w:tc>
-        <w:tc>
-          <w:tcPr>
-            <w:tcW w:type="pct" w:w="7%"/>
+              <w:t xml:space="preserve">ноябрь — середина декабря 2026</w:t>
+            </w:r>
+          </w:p>
+        </w:tc>
+        <w:tc>
+          <w:tcPr>
+            <w:tcW w:type="pct" w:w="28%"/>
+            <w:tcBorders>
+              <w:top w:val="single" w:color="B3B3B3" w:sz="4"/>
+              <w:left w:val="single" w:color="B3B3B3" w:sz="4"/>
+              <w:bottom w:val="single" w:color="B3B3B3" w:sz="4"/>
+              <w:right w:val="single" w:color="B3B3B3" w:sz="4"/>
+            </w:tcBorders>
+            <w:tcMar>
+              <w:top w:type="dxa" w:w="60"/>
+              <w:left w:type="dxa" w:w="100"/>
+              <w:bottom w:type="dxa" w:w="60"/>
+              <w:right w:type="dxa" w:w="100"/>
+            </w:tcMar>
+            <w:vAlign w:val="center"/>
+          </w:tcPr>
+          <w:p>
+            <w:pPr>
+              <w:spacing w:after="0" w:line="250"/>
+            </w:pPr>
+            <w:r>
+              <w:rPr>
+                <w:rFonts w:ascii="Arial" w:cs="Arial" w:eastAsia="Arial" w:hAnsi="Arial"/>
+                <w:b w:val="false"/>
+                <w:bCs w:val="false"/>
+                <w:i w:val="false"/>
+                <w:iCs w:val="false"/>
+                <w:color w:val="1A1A1A"/>
+                <w:sz w:val="18"/>
+                <w:szCs w:val="18"/>
+              </w:rPr>
+              <w:t xml:space="preserve">предложения по разделу 9 концепции с готовыми формулировками для таблиц РПД: практики — шаги сквозного проекта с артефактами; СРС на проект; оценочные средства — вехи, тесты, защита с рубрикой; литература, ПО, ЭОР</w:t>
+            </w:r>
+          </w:p>
+        </w:tc>
+        <w:tc>
+          <w:tcPr>
+            <w:tcW w:type="pct" w:w="26%"/>
+            <w:tcBorders>
+              <w:top w:val="single" w:color="B3B3B3" w:sz="4"/>
+              <w:left w:val="single" w:color="B3B3B3" w:sz="4"/>
+              <w:bottom w:val="single" w:color="B3B3B3" w:sz="4"/>
+              <w:right w:val="single" w:color="B3B3B3" w:sz="4"/>
+            </w:tcBorders>
+            <w:tcMar>
+              <w:top w:type="dxa" w:w="60"/>
+              <w:left w:type="dxa" w:w="100"/>
+              <w:bottom w:type="dxa" w:w="60"/>
+              <w:right w:type="dxa" w:w="100"/>
+            </w:tcMar>
+            <w:vAlign w:val="center"/>
+          </w:tcPr>
+          <w:p>
+            <w:pPr>
+              <w:spacing w:after="0" w:line="250"/>
+            </w:pPr>
+            <w:r>
+              <w:rPr>
+                <w:rFonts w:ascii="Arial" w:cs="Arial" w:eastAsia="Arial" w:hAnsi="Arial"/>
+                <w:b w:val="false"/>
+                <w:bCs w:val="false"/>
+                <w:i w:val="false"/>
+                <w:iCs w:val="false"/>
+                <w:color w:val="1A1A1A"/>
+                <w:sz w:val="18"/>
+                <w:szCs w:val="18"/>
+              </w:rPr>
+              <w:t xml:space="preserve">документ предложений (md + docx), переданный составителю</w:t>
+            </w:r>
+          </w:p>
+        </w:tc>
+        <w:tc>
+          <w:tcPr>
+            <w:tcW w:type="pct" w:w="8%"/>
             <w:tcBorders>
               <w:top w:val="single" w:color="B3B3B3" w:sz="4"/>
               <w:left w:val="single" w:color="B3B3B3" w:sz="4"/>
@@ -4516,13 +4581,13 @@
                 <w:sz w:val="18"/>
                 <w:szCs w:val="18"/>
               </w:rPr>
-              <w:t xml:space="preserve">декабрь 2026 — январь 2027</w:t>
-            </w:r>
-          </w:p>
-        </w:tc>
-        <w:tc>
-          <w:tcPr>
-            <w:tcW w:type="pct" w:w="29%"/>
+              <w:t xml:space="preserve">ноябрь — середина декабря 2026</w:t>
+            </w:r>
+          </w:p>
+        </w:tc>
+        <w:tc>
+          <w:tcPr>
+            <w:tcW w:type="pct" w:w="28%"/>
             <w:tcBorders>
               <w:top w:val="single" w:color="B3B3B3" w:sz="4"/>
               <w:left w:val="single" w:color="B3B3B3" w:sz="4"/>
@@ -4558,7 +4623,7 @@
         </w:tc>
         <w:tc>
           <w:tcPr>
-            <w:tcW w:type="pct" w:w="25%"/>
+            <w:tcW w:type="pct" w:w="26%"/>
             <w:tcBorders>
               <w:top w:val="single" w:color="B3B3B3" w:sz="4"/>
               <w:left w:val="single" w:color="B3B3B3" w:sz="4"/>
@@ -4594,7 +4659,7 @@
         </w:tc>
         <w:tc>
           <w:tcPr>
-            <w:tcW w:type="pct" w:w="7%"/>
+            <w:tcW w:type="pct" w:w="8%"/>
             <w:tcBorders>
               <w:top w:val="single" w:color="B3B3B3" w:sz="4"/>
               <w:left w:val="single" w:color="B3B3B3" w:sz="4"/>
@@ -4698,7 +4763,7 @@
                 <w:sz w:val="18"/>
                 <w:szCs w:val="18"/>
               </w:rPr>
-              <w:t xml:space="preserve">Согласование</w:t>
+              <w:t xml:space="preserve">Черновик составителя и согласование</w:t>
             </w:r>
           </w:p>
         </w:tc>
@@ -4734,49 +4799,49 @@
                 <w:sz w:val="18"/>
                 <w:szCs w:val="18"/>
               </w:rPr>
-              <w:t xml:space="preserve">январь — февраль 2027</w:t>
-            </w:r>
-          </w:p>
-        </w:tc>
-        <w:tc>
-          <w:tcPr>
-            <w:tcW w:type="pct" w:w="29%"/>
-            <w:tcBorders>
-              <w:top w:val="single" w:color="B3B3B3" w:sz="4"/>
-              <w:left w:val="single" w:color="B3B3B3" w:sz="4"/>
-              <w:bottom w:val="single" w:color="B3B3B3" w:sz="4"/>
-              <w:right w:val="single" w:color="B3B3B3" w:sz="4"/>
-            </w:tcBorders>
-            <w:tcMar>
-              <w:top w:type="dxa" w:w="60"/>
-              <w:left w:type="dxa" w:w="100"/>
-              <w:bottom w:type="dxa" w:w="60"/>
-              <w:right w:type="dxa" w:w="100"/>
-            </w:tcMar>
-            <w:vAlign w:val="center"/>
-          </w:tcPr>
-          <w:p>
-            <w:pPr>
-              <w:spacing w:after="0" w:line="250"/>
-            </w:pPr>
-            <w:r>
-              <w:rPr>
-                <w:rFonts w:ascii="Arial" w:cs="Arial" w:eastAsia="Arial" w:hAnsi="Arial"/>
-                <w:b w:val="false"/>
-                <w:bCs w:val="false"/>
-                <w:i w:val="false"/>
-                <w:iCs w:val="false"/>
-                <w:color w:val="1A1A1A"/>
-                <w:sz w:val="18"/>
-                <w:szCs w:val="18"/>
-              </w:rPr>
-              <w:t xml:space="preserve">обсуждение с составителем и заведующим кафедрой; заседание кафедры; заместитель директора ФПТИ; руководитель ОП</w:t>
-            </w:r>
-          </w:p>
-        </w:tc>
-        <w:tc>
-          <w:tcPr>
-            <w:tcW w:type="pct" w:w="25%"/>
+              <w:t xml:space="preserve">середина декабря 2026 — февраль 2027</w:t>
+            </w:r>
+          </w:p>
+        </w:tc>
+        <w:tc>
+          <w:tcPr>
+            <w:tcW w:type="pct" w:w="28%"/>
+            <w:tcBorders>
+              <w:top w:val="single" w:color="B3B3B3" w:sz="4"/>
+              <w:left w:val="single" w:color="B3B3B3" w:sz="4"/>
+              <w:bottom w:val="single" w:color="B3B3B3" w:sz="4"/>
+              <w:right w:val="single" w:color="B3B3B3" w:sz="4"/>
+            </w:tcBorders>
+            <w:tcMar>
+              <w:top w:type="dxa" w:w="60"/>
+              <w:left w:type="dxa" w:w="100"/>
+              <w:bottom w:type="dxa" w:w="60"/>
+              <w:right w:type="dxa" w:w="100"/>
+            </w:tcMar>
+            <w:vAlign w:val="center"/>
+          </w:tcPr>
+          <w:p>
+            <w:pPr>
+              <w:spacing w:after="0" w:line="250"/>
+            </w:pPr>
+            <w:r>
+              <w:rPr>
+                <w:rFonts w:ascii="Arial" w:cs="Arial" w:eastAsia="Arial" w:hAnsi="Arial"/>
+                <w:b w:val="false"/>
+                <w:bCs w:val="false"/>
+                <w:i w:val="false"/>
+                <w:iCs w:val="false"/>
+                <w:color w:val="1A1A1A"/>
+                <w:sz w:val="18"/>
+                <w:szCs w:val="18"/>
+              </w:rPr>
+              <w:t xml:space="preserve">составитель вносит изменения; преподаватель сверяет черновик с предложениями; заседание кафедры; заместитель директора ФПТИ</w:t>
+            </w:r>
+          </w:p>
+        </w:tc>
+        <w:tc>
+          <w:tcPr>
+            <w:tcW w:type="pct" w:w="26%"/>
             <w:tcBorders>
               <w:top w:val="single" w:color="B3B3B3" w:sz="4"/>
               <w:left w:val="single" w:color="B3B3B3" w:sz="4"/>
@@ -4812,7 +4877,7 @@
         </w:tc>
         <w:tc>
           <w:tcPr>
-            <w:tcW w:type="pct" w:w="7%"/>
+            <w:tcW w:type="pct" w:w="8%"/>
             <w:tcBorders>
               <w:top w:val="single" w:color="B3B3B3" w:sz="4"/>
               <w:left w:val="single" w:color="B3B3B3" w:sz="4"/>
@@ -4844,6 +4909,19 @@
               </w:rPr>
               <w:t xml:space="preserve">К</w:t>
             </w:r>
+            <w:r>
+              <w:rPr>
+                <w:rFonts w:ascii="Arial" w:cs="Arial" w:eastAsia="Arial" w:hAnsi="Arial"/>
+                <w:b w:val="false"/>
+                <w:bCs w:val="false"/>
+                <w:i w:val="false"/>
+                <w:iCs w:val="false"/>
+                <w:color w:val="1A1A1A"/>
+                <w:sz w:val="18"/>
+                <w:szCs w:val="18"/>
+              </w:rPr>
+              <w:t xml:space="preserve">, составитель</w:t>
+            </w:r>
           </w:p>
         </w:tc>
       </w:tr>
@@ -4958,7 +5036,7 @@
         </w:tc>
         <w:tc>
           <w:tcPr>
-            <w:tcW w:type="pct" w:w="29%"/>
+            <w:tcW w:type="pct" w:w="28%"/>
             <w:tcBorders>
               <w:top w:val="single" w:color="B3B3B3" w:sz="4"/>
               <w:left w:val="single" w:color="B3B3B3" w:sz="4"/>
@@ -4994,7 +5072,7 @@
         </w:tc>
         <w:tc>
           <w:tcPr>
-            <w:tcW w:type="pct" w:w="25%"/>
+            <w:tcW w:type="pct" w:w="26%"/>
             <w:tcBorders>
               <w:top w:val="single" w:color="B3B3B3" w:sz="4"/>
               <w:left w:val="single" w:color="B3B3B3" w:sz="4"/>
@@ -5030,7 +5108,7 @@
         </w:tc>
         <w:tc>
           <w:tcPr>
-            <w:tcW w:type="pct" w:w="7%"/>
+            <w:tcW w:type="pct" w:w="8%"/>
             <w:tcBorders>
               <w:top w:val="single" w:color="B3B3B3" w:sz="4"/>
               <w:left w:val="single" w:color="B3B3B3" w:sz="4"/>
@@ -6048,7 +6126,7 @@
                 <w:sz w:val="18"/>
                 <w:szCs w:val="18"/>
               </w:rPr>
-              <w:t xml:space="preserve">Р4 (утверждение)</w:t>
+              <w:t xml:space="preserve">Р4 (черновик составителя)</w:t>
             </w:r>
           </w:p>
         </w:tc>
@@ -6084,7 +6162,7 @@
                 <w:sz w:val="18"/>
                 <w:szCs w:val="18"/>
               </w:rPr>
-              <w:t xml:space="preserve">Р0 (составитель)</w:t>
+              <w:t xml:space="preserve">Р2 (предложения)</w:t>
             </w:r>
           </w:p>
         </w:tc>
@@ -6120,7 +6198,7 @@
                 <w:sz w:val="18"/>
                 <w:szCs w:val="18"/>
               </w:rPr>
-              <w:t xml:space="preserve">без договорённости с составителем менять РПД нельзя</w:t>
+              <w:t xml:space="preserve">составитель пишет РПД по нашим предложениям; чем раньше они готовы, тем больше из них войдёт</w:t>
             </w:r>
           </w:p>
         </w:tc>
@@ -6159,7 +6237,7 @@
           <w:sz w:val="20"/>
           <w:szCs w:val="20"/>
         </w:rPr>
-        <w:t xml:space="preserve"> Р0 → Р1 → Р2 → Р4, запас — около двух недель. </w:t>
+        <w:t xml:space="preserve"> Р0 → Р1 → Р2 (до середины декабря) → Р4. </w:t>
       </w:r>
       <w:r>
         <w:rPr>
@@ -6226,7 +6304,7 @@
       <w:tr>
         <w:tc>
           <w:tcPr>
-            <w:tcW w:type="pct" w:w="22%"/>
+            <w:tcW w:type="pct" w:w="23%"/>
             <w:tcBorders>
               <w:top w:val="single" w:color="B3B3B3" w:sz="4"/>
               <w:left w:val="single" w:color="B3B3B3" w:sz="4"/>
@@ -6263,7 +6341,7 @@
         </w:tc>
         <w:tc>
           <w:tcPr>
-            <w:tcW w:type="pct" w:w="66%"/>
+            <w:tcW w:type="pct" w:w="65%"/>
             <w:tcBorders>
               <w:top w:val="single" w:color="B3B3B3" w:sz="4"/>
               <w:left w:val="single" w:color="B3B3B3" w:sz="4"/>
@@ -6339,7 +6417,7 @@
       <w:tr>
         <w:tc>
           <w:tcPr>
-            <w:tcW w:type="pct" w:w="22%"/>
+            <w:tcW w:type="pct" w:w="23%"/>
             <w:tcBorders>
               <w:top w:val="single" w:color="B3B3B3" w:sz="4"/>
               <w:left w:val="single" w:color="B3B3B3" w:sz="4"/>
@@ -6375,37 +6453,37 @@
         </w:tc>
         <w:tc>
           <w:tcPr>
-            <w:tcW w:type="pct" w:w="66%"/>
-            <w:tcBorders>
-              <w:top w:val="single" w:color="B3B3B3" w:sz="4"/>
-              <w:left w:val="single" w:color="B3B3B3" w:sz="4"/>
-              <w:bottom w:val="single" w:color="B3B3B3" w:sz="4"/>
-              <w:right w:val="single" w:color="B3B3B3" w:sz="4"/>
-            </w:tcBorders>
-            <w:tcMar>
-              <w:top w:type="dxa" w:w="60"/>
-              <w:left w:type="dxa" w:w="100"/>
-              <w:bottom w:type="dxa" w:w="60"/>
-              <w:right w:type="dxa" w:w="100"/>
-            </w:tcMar>
-            <w:vAlign w:val="center"/>
-          </w:tcPr>
-          <w:p>
-            <w:pPr>
-              <w:spacing w:after="0" w:line="250"/>
-            </w:pPr>
-            <w:r>
-              <w:rPr>
-                <w:rFonts w:ascii="Arial" w:cs="Arial" w:eastAsia="Arial" w:hAnsi="Arial"/>
-                <w:b w:val="false"/>
-                <w:bCs w:val="false"/>
-                <w:i w:val="false"/>
-                <w:iCs w:val="false"/>
-                <w:color w:val="1A1A1A"/>
-                <w:sz w:val="18"/>
-                <w:szCs w:val="18"/>
-              </w:rPr>
-              <w:t xml:space="preserve">ответы РИЦ; книга в заявке на план 2027; составитель РПД определён</w:t>
+            <w:tcW w:type="pct" w:w="65%"/>
+            <w:tcBorders>
+              <w:top w:val="single" w:color="B3B3B3" w:sz="4"/>
+              <w:left w:val="single" w:color="B3B3B3" w:sz="4"/>
+              <w:bottom w:val="single" w:color="B3B3B3" w:sz="4"/>
+              <w:right w:val="single" w:color="B3B3B3" w:sz="4"/>
+            </w:tcBorders>
+            <w:tcMar>
+              <w:top w:type="dxa" w:w="60"/>
+              <w:left w:type="dxa" w:w="100"/>
+              <w:bottom w:type="dxa" w:w="60"/>
+              <w:right w:type="dxa" w:w="100"/>
+            </w:tcMar>
+            <w:vAlign w:val="center"/>
+          </w:tcPr>
+          <w:p>
+            <w:pPr>
+              <w:spacing w:after="0" w:line="250"/>
+            </w:pPr>
+            <w:r>
+              <w:rPr>
+                <w:rFonts w:ascii="Arial" w:cs="Arial" w:eastAsia="Arial" w:hAnsi="Arial"/>
+                <w:b w:val="false"/>
+                <w:bCs w:val="false"/>
+                <w:i w:val="false"/>
+                <w:iCs w:val="false"/>
+                <w:color w:val="1A1A1A"/>
+                <w:sz w:val="18"/>
+                <w:szCs w:val="18"/>
+              </w:rPr>
+              <w:t xml:space="preserve">ответы РИЦ; книга в заявке на план 2027; сроки согласованы с составителем РПД</w:t>
             </w:r>
           </w:p>
         </w:tc>
@@ -6449,7 +6527,7 @@
       <w:tr>
         <w:tc>
           <w:tcPr>
-            <w:tcW w:type="pct" w:w="22%"/>
+            <w:tcW w:type="pct" w:w="23%"/>
             <w:tcBorders>
               <w:top w:val="single" w:color="B3B3B3" w:sz="4"/>
               <w:left w:val="single" w:color="B3B3B3" w:sz="4"/>
@@ -6485,7 +6563,7 @@
         </w:tc>
         <w:tc>
           <w:tcPr>
-            <w:tcW w:type="pct" w:w="66%"/>
+            <w:tcW w:type="pct" w:w="65%"/>
             <w:tcBorders>
               <w:top w:val="single" w:color="B3B3B3" w:sz="4"/>
               <w:left w:val="single" w:color="B3B3B3" w:sz="4"/>
@@ -6559,73 +6637,73 @@
       <w:tr>
         <w:tc>
           <w:tcPr>
-            <w:tcW w:type="pct" w:w="22%"/>
-            <w:tcBorders>
-              <w:top w:val="single" w:color="B3B3B3" w:sz="4"/>
-              <w:left w:val="single" w:color="B3B3B3" w:sz="4"/>
-              <w:bottom w:val="single" w:color="B3B3B3" w:sz="4"/>
-              <w:right w:val="single" w:color="B3B3B3" w:sz="4"/>
-            </w:tcBorders>
-            <w:tcMar>
-              <w:top w:type="dxa" w:w="60"/>
-              <w:left w:type="dxa" w:w="100"/>
-              <w:bottom w:type="dxa" w:w="60"/>
-              <w:right w:type="dxa" w:w="100"/>
-            </w:tcMar>
-            <w:vAlign w:val="center"/>
-          </w:tcPr>
-          <w:p>
-            <w:pPr>
-              <w:spacing w:after="0" w:line="250"/>
-            </w:pPr>
-            <w:r>
-              <w:rPr>
-                <w:rFonts w:ascii="Arial" w:cs="Arial" w:eastAsia="Arial" w:hAnsi="Arial"/>
-                <w:b w:val="false"/>
-                <w:bCs w:val="false"/>
-                <w:i w:val="false"/>
-                <w:iCs w:val="false"/>
-                <w:color w:val="1A1A1A"/>
-                <w:sz w:val="18"/>
-                <w:szCs w:val="18"/>
-              </w:rPr>
-              <w:t xml:space="preserve">середина января 2027</w:t>
-            </w:r>
-          </w:p>
-        </w:tc>
-        <w:tc>
-          <w:tcPr>
-            <w:tcW w:type="pct" w:w="66%"/>
-            <w:tcBorders>
-              <w:top w:val="single" w:color="B3B3B3" w:sz="4"/>
-              <w:left w:val="single" w:color="B3B3B3" w:sz="4"/>
-              <w:bottom w:val="single" w:color="B3B3B3" w:sz="4"/>
-              <w:right w:val="single" w:color="B3B3B3" w:sz="4"/>
-            </w:tcBorders>
-            <w:tcMar>
-              <w:top w:type="dxa" w:w="60"/>
-              <w:left w:type="dxa" w:w="100"/>
-              <w:bottom w:type="dxa" w:w="60"/>
-              <w:right w:type="dxa" w:w="100"/>
-            </w:tcMar>
-            <w:vAlign w:val="center"/>
-          </w:tcPr>
-          <w:p>
-            <w:pPr>
-              <w:spacing w:after="0" w:line="250"/>
-            </w:pPr>
-            <w:r>
-              <w:rPr>
-                <w:rFonts w:ascii="Arial" w:cs="Arial" w:eastAsia="Arial" w:hAnsi="Arial"/>
-                <w:b w:val="false"/>
-                <w:bCs w:val="false"/>
-                <w:i w:val="false"/>
-                <w:iCs w:val="false"/>
-                <w:color w:val="1A1A1A"/>
-                <w:sz w:val="18"/>
-                <w:szCs w:val="18"/>
-              </w:rPr>
-              <w:t xml:space="preserve">черновик РПД ОПД и ОПДВП, рубрики и банк тестов</w:t>
+            <w:tcW w:type="pct" w:w="23%"/>
+            <w:tcBorders>
+              <w:top w:val="single" w:color="B3B3B3" w:sz="4"/>
+              <w:left w:val="single" w:color="B3B3B3" w:sz="4"/>
+              <w:bottom w:val="single" w:color="B3B3B3" w:sz="4"/>
+              <w:right w:val="single" w:color="B3B3B3" w:sz="4"/>
+            </w:tcBorders>
+            <w:tcMar>
+              <w:top w:type="dxa" w:w="60"/>
+              <w:left w:type="dxa" w:w="100"/>
+              <w:bottom w:type="dxa" w:w="60"/>
+              <w:right w:type="dxa" w:w="100"/>
+            </w:tcMar>
+            <w:vAlign w:val="center"/>
+          </w:tcPr>
+          <w:p>
+            <w:pPr>
+              <w:spacing w:after="0" w:line="250"/>
+            </w:pPr>
+            <w:r>
+              <w:rPr>
+                <w:rFonts w:ascii="Arial" w:cs="Arial" w:eastAsia="Arial" w:hAnsi="Arial"/>
+                <w:b w:val="false"/>
+                <w:bCs w:val="false"/>
+                <w:i w:val="false"/>
+                <w:iCs w:val="false"/>
+                <w:color w:val="1A1A1A"/>
+                <w:sz w:val="18"/>
+                <w:szCs w:val="18"/>
+              </w:rPr>
+              <w:t xml:space="preserve">середина декабря 2026</w:t>
+            </w:r>
+          </w:p>
+        </w:tc>
+        <w:tc>
+          <w:tcPr>
+            <w:tcW w:type="pct" w:w="65%"/>
+            <w:tcBorders>
+              <w:top w:val="single" w:color="B3B3B3" w:sz="4"/>
+              <w:left w:val="single" w:color="B3B3B3" w:sz="4"/>
+              <w:bottom w:val="single" w:color="B3B3B3" w:sz="4"/>
+              <w:right w:val="single" w:color="B3B3B3" w:sz="4"/>
+            </w:tcBorders>
+            <w:tcMar>
+              <w:top w:type="dxa" w:w="60"/>
+              <w:left w:type="dxa" w:w="100"/>
+              <w:bottom w:type="dxa" w:w="60"/>
+              <w:right w:type="dxa" w:w="100"/>
+            </w:tcMar>
+            <w:vAlign w:val="center"/>
+          </w:tcPr>
+          <w:p>
+            <w:pPr>
+              <w:spacing w:after="0" w:line="250"/>
+            </w:pPr>
+            <w:r>
+              <w:rPr>
+                <w:rFonts w:ascii="Arial" w:cs="Arial" w:eastAsia="Arial" w:hAnsi="Arial"/>
+                <w:b w:val="false"/>
+                <w:bCs w:val="false"/>
+                <w:i w:val="false"/>
+                <w:iCs w:val="false"/>
+                <w:color w:val="1A1A1A"/>
+                <w:sz w:val="18"/>
+                <w:szCs w:val="18"/>
+              </w:rPr>
+              <w:t xml:space="preserve">документ предложений по РПД, рубрики и банк тестов переданы составителю</w:t>
             </w:r>
           </w:p>
         </w:tc>
@@ -6669,7 +6747,7 @@
       <w:tr>
         <w:tc>
           <w:tcPr>
-            <w:tcW w:type="pct" w:w="22%"/>
+            <w:tcW w:type="pct" w:w="23%"/>
             <w:tcBorders>
               <w:top w:val="single" w:color="B3B3B3" w:sz="4"/>
               <w:left w:val="single" w:color="B3B3B3" w:sz="4"/>
@@ -6705,7 +6783,7 @@
         </w:tc>
         <w:tc>
           <w:tcPr>
-            <w:tcW w:type="pct" w:w="66%"/>
+            <w:tcW w:type="pct" w:w="65%"/>
             <w:tcBorders>
               <w:top w:val="single" w:color="B3B3B3" w:sz="4"/>
               <w:left w:val="single" w:color="B3B3B3" w:sz="4"/>
@@ -6779,7 +6857,7 @@
       <w:tr>
         <w:tc>
           <w:tcPr>
-            <w:tcW w:type="pct" w:w="22%"/>
+            <w:tcW w:type="pct" w:w="23%"/>
             <w:tcBorders>
               <w:top w:val="single" w:color="B3B3B3" w:sz="4"/>
               <w:left w:val="single" w:color="B3B3B3" w:sz="4"/>
@@ -6815,7 +6893,7 @@
         </w:tc>
         <w:tc>
           <w:tcPr>
-            <w:tcW w:type="pct" w:w="66%"/>
+            <w:tcW w:type="pct" w:w="65%"/>
             <w:tcBorders>
               <w:top w:val="single" w:color="B3B3B3" w:sz="4"/>
               <w:left w:val="single" w:color="B3B3B3" w:sz="4"/>
@@ -6889,7 +6967,7 @@
       <w:tr>
         <w:tc>
           <w:tcPr>
-            <w:tcW w:type="pct" w:w="22%"/>
+            <w:tcW w:type="pct" w:w="23%"/>
             <w:tcBorders>
               <w:top w:val="single" w:color="B3B3B3" w:sz="4"/>
               <w:left w:val="single" w:color="B3B3B3" w:sz="4"/>
@@ -6925,7 +7003,7 @@
         </w:tc>
         <w:tc>
           <w:tcPr>
-            <w:tcW w:type="pct" w:w="66%"/>
+            <w:tcW w:type="pct" w:w="65%"/>
             <w:tcBorders>
               <w:top w:val="single" w:color="B3B3B3" w:sz="4"/>
               <w:left w:val="single" w:color="B3B3B3" w:sz="4"/>
@@ -6999,7 +7077,7 @@
       <w:tr>
         <w:tc>
           <w:tcPr>
-            <w:tcW w:type="pct" w:w="22%"/>
+            <w:tcW w:type="pct" w:w="23%"/>
             <w:tcBorders>
               <w:top w:val="single" w:color="B3B3B3" w:sz="4"/>
               <w:left w:val="single" w:color="B3B3B3" w:sz="4"/>
@@ -7035,7 +7113,7 @@
         </w:tc>
         <w:tc>
           <w:tcPr>
-            <w:tcW w:type="pct" w:w="66%"/>
+            <w:tcW w:type="pct" w:w="65%"/>
             <w:tcBorders>
               <w:top w:val="single" w:color="B3B3B3" w:sz="4"/>
               <w:left w:val="single" w:color="B3B3B3" w:sz="4"/>
@@ -7109,7 +7187,7 @@
       <w:tr>
         <w:tc>
           <w:tcPr>
-            <w:tcW w:type="pct" w:w="22%"/>
+            <w:tcW w:type="pct" w:w="23%"/>
             <w:tcBorders>
               <w:top w:val="single" w:color="B3B3B3" w:sz="4"/>
               <w:left w:val="single" w:color="B3B3B3" w:sz="4"/>
@@ -7145,7 +7223,7 @@
         </w:tc>
         <w:tc>
           <w:tcPr>
-            <w:tcW w:type="pct" w:w="66%"/>
+            <w:tcW w:type="pct" w:w="65%"/>
             <w:tcBorders>
               <w:top w:val="single" w:color="B3B3B3" w:sz="4"/>
               <w:left w:val="single" w:color="B3B3B3" w:sz="4"/>
@@ -17886,7 +17964,7 @@
       <w:tr>
         <w:tc>
           <w:tcPr>
-            <w:tcW w:type="pct" w:w="4%"/>
+            <w:tcW w:type="pct" w:w="5%"/>
             <w:tcBorders>
               <w:top w:val="single" w:color="B3B3B3" w:sz="4"/>
               <w:left w:val="single" w:color="B3B3B3" w:sz="4"/>
@@ -17923,7 +18001,7 @@
         </w:tc>
         <w:tc>
           <w:tcPr>
-            <w:tcW w:type="pct" w:w="39%"/>
+            <w:tcW w:type="pct" w:w="36%"/>
             <w:tcBorders>
               <w:top w:val="single" w:color="B3B3B3" w:sz="4"/>
               <w:left w:val="single" w:color="B3B3B3" w:sz="4"/>
@@ -17960,7 +18038,7 @@
         </w:tc>
         <w:tc>
           <w:tcPr>
-            <w:tcW w:type="pct" w:w="43%"/>
+            <w:tcW w:type="pct" w:w="45%"/>
             <w:tcBorders>
               <w:top w:val="single" w:color="B3B3B3" w:sz="4"/>
               <w:left w:val="single" w:color="B3B3B3" w:sz="4"/>
@@ -18036,7 +18114,7 @@
       <w:tr>
         <w:tc>
           <w:tcPr>
-            <w:tcW w:type="pct" w:w="4%"/>
+            <w:tcW w:type="pct" w:w="5%"/>
             <w:tcBorders>
               <w:top w:val="single" w:color="B3B3B3" w:sz="4"/>
               <w:left w:val="single" w:color="B3B3B3" w:sz="4"/>
@@ -18072,73 +18150,86 @@
         </w:tc>
         <w:tc>
           <w:tcPr>
-            <w:tcW w:type="pct" w:w="39%"/>
-            <w:tcBorders>
-              <w:top w:val="single" w:color="B3B3B3" w:sz="4"/>
-              <w:left w:val="single" w:color="B3B3B3" w:sz="4"/>
-              <w:bottom w:val="single" w:color="B3B3B3" w:sz="4"/>
-              <w:right w:val="single" w:color="B3B3B3" w:sz="4"/>
-            </w:tcBorders>
-            <w:tcMar>
-              <w:top w:type="dxa" w:w="60"/>
-              <w:left w:type="dxa" w:w="100"/>
-              <w:bottom w:type="dxa" w:w="60"/>
-              <w:right w:type="dxa" w:w="100"/>
-            </w:tcMar>
-            <w:vAlign w:val="center"/>
-          </w:tcPr>
-          <w:p>
-            <w:pPr>
-              <w:spacing w:after="0" w:line="250"/>
-            </w:pPr>
-            <w:r>
-              <w:rPr>
-                <w:rFonts w:ascii="Arial" w:cs="Arial" w:eastAsia="Arial" w:hAnsi="Arial"/>
-                <w:b w:val="false"/>
-                <w:bCs w:val="false"/>
-                <w:i w:val="false"/>
-                <w:iCs w:val="false"/>
-                <w:color w:val="1A1A1A"/>
-                <w:sz w:val="18"/>
-                <w:szCs w:val="18"/>
-              </w:rPr>
-              <w:t xml:space="preserve">Составитель РПД 2027 и порядок работы с Ю. А. Новиковой</w:t>
-            </w:r>
-          </w:p>
-        </w:tc>
-        <w:tc>
-          <w:tcPr>
-            <w:tcW w:type="pct" w:w="43%"/>
-            <w:tcBorders>
-              <w:top w:val="single" w:color="B3B3B3" w:sz="4"/>
-              <w:left w:val="single" w:color="B3B3B3" w:sz="4"/>
-              <w:bottom w:val="single" w:color="B3B3B3" w:sz="4"/>
-              <w:right w:val="single" w:color="B3B3B3" w:sz="4"/>
-            </w:tcBorders>
-            <w:tcMar>
-              <w:top w:type="dxa" w:w="60"/>
-              <w:left w:type="dxa" w:w="100"/>
-              <w:bottom w:type="dxa" w:w="60"/>
-              <w:right w:type="dxa" w:w="100"/>
-            </w:tcMar>
-            <w:vAlign w:val="center"/>
-          </w:tcPr>
-          <w:p>
-            <w:pPr>
-              <w:spacing w:after="0" w:line="250"/>
-            </w:pPr>
-            <w:r>
-              <w:rPr>
-                <w:rFonts w:ascii="Arial" w:cs="Arial" w:eastAsia="Arial" w:hAnsi="Arial"/>
-                <w:b w:val="false"/>
-                <w:bCs w:val="false"/>
-                <w:i w:val="false"/>
-                <w:iCs w:val="false"/>
-                <w:color w:val="1A1A1A"/>
-                <w:sz w:val="18"/>
-                <w:szCs w:val="18"/>
-              </w:rPr>
-              <w:t xml:space="preserve">составить вместе: преподаватель предлагает текст, составитель и кафедра согласуют</w:t>
+            <w:tcW w:type="pct" w:w="36%"/>
+            <w:tcBorders>
+              <w:top w:val="single" w:color="B3B3B3" w:sz="4"/>
+              <w:left w:val="single" w:color="B3B3B3" w:sz="4"/>
+              <w:bottom w:val="single" w:color="B3B3B3" w:sz="4"/>
+              <w:right w:val="single" w:color="B3B3B3" w:sz="4"/>
+            </w:tcBorders>
+            <w:tcMar>
+              <w:top w:type="dxa" w:w="60"/>
+              <w:left w:type="dxa" w:w="100"/>
+              <w:bottom w:type="dxa" w:w="60"/>
+              <w:right w:type="dxa" w:w="100"/>
+            </w:tcMar>
+            <w:vAlign w:val="center"/>
+          </w:tcPr>
+          <w:p>
+            <w:pPr>
+              <w:spacing w:after="0" w:line="250"/>
+            </w:pPr>
+            <w:r>
+              <w:rPr>
+                <w:rFonts w:ascii="Arial" w:cs="Arial" w:eastAsia="Arial" w:hAnsi="Arial"/>
+                <w:b w:val="false"/>
+                <w:bCs w:val="false"/>
+                <w:i w:val="false"/>
+                <w:iCs w:val="false"/>
+                <w:color w:val="1A1A1A"/>
+                <w:sz w:val="18"/>
+                <w:szCs w:val="18"/>
+              </w:rPr>
+              <w:t xml:space="preserve">Составитель РПД 2027</w:t>
+            </w:r>
+          </w:p>
+        </w:tc>
+        <w:tc>
+          <w:tcPr>
+            <w:tcW w:type="pct" w:w="45%"/>
+            <w:tcBorders>
+              <w:top w:val="single" w:color="B3B3B3" w:sz="4"/>
+              <w:left w:val="single" w:color="B3B3B3" w:sz="4"/>
+              <w:bottom w:val="single" w:color="B3B3B3" w:sz="4"/>
+              <w:right w:val="single" w:color="B3B3B3" w:sz="4"/>
+            </w:tcBorders>
+            <w:tcMar>
+              <w:top w:type="dxa" w:w="60"/>
+              <w:left w:type="dxa" w:w="100"/>
+              <w:bottom w:type="dxa" w:w="60"/>
+              <w:right w:type="dxa" w:w="100"/>
+            </w:tcMar>
+            <w:vAlign w:val="center"/>
+          </w:tcPr>
+          <w:p>
+            <w:pPr>
+              <w:spacing w:after="0" w:line="250"/>
+            </w:pPr>
+            <w:r>
+              <w:rPr>
+                <w:rFonts w:ascii="Arial" w:cs="Arial" w:eastAsia="Arial" w:hAnsi="Arial"/>
+                <w:b/>
+                <w:bCs/>
+                <w:i w:val="false"/>
+                <w:iCs w:val="false"/>
+                <w:color w:val="1A1A1A"/>
+                <w:sz w:val="18"/>
+                <w:szCs w:val="18"/>
+              </w:rPr>
+              <w:t xml:space="preserve">решено 17.10:</w:t>
+            </w:r>
+            <w:r>
+              <w:rPr>
+                <w:rFonts w:ascii="Arial" w:cs="Arial" w:eastAsia="Arial" w:hAnsi="Arial"/>
+                <w:b w:val="false"/>
+                <w:bCs w:val="false"/>
+                <w:i w:val="false"/>
+                <w:iCs w:val="false"/>
+                <w:color w:val="1A1A1A"/>
+                <w:sz w:val="18"/>
+                <w:szCs w:val="18"/>
+              </w:rPr>
+              <w:t xml:space="preserve"> пишет Ю. А. Новикова, от преподавателя — документ предложений</w:t>
             </w:r>
           </w:p>
         </w:tc>
@@ -18174,7 +18265,7 @@
                 <w:sz w:val="18"/>
                 <w:szCs w:val="18"/>
               </w:rPr>
-              <w:t xml:space="preserve">ноябрь 2026</w:t>
+              <w:t xml:space="preserve">—</w:t>
             </w:r>
           </w:p>
         </w:tc>
@@ -18182,7 +18273,7 @@
       <w:tr>
         <w:tc>
           <w:tcPr>
-            <w:tcW w:type="pct" w:w="4%"/>
+            <w:tcW w:type="pct" w:w="5%"/>
             <w:tcBorders>
               <w:top w:val="single" w:color="B3B3B3" w:sz="4"/>
               <w:left w:val="single" w:color="B3B3B3" w:sz="4"/>
@@ -18218,7 +18309,7 @@
         </w:tc>
         <w:tc>
           <w:tcPr>
-            <w:tcW w:type="pct" w:w="39%"/>
+            <w:tcW w:type="pct" w:w="36%"/>
             <w:tcBorders>
               <w:top w:val="single" w:color="B3B3B3" w:sz="4"/>
               <w:left w:val="single" w:color="B3B3B3" w:sz="4"/>
@@ -18254,37 +18345,50 @@
         </w:tc>
         <w:tc>
           <w:tcPr>
-            <w:tcW w:type="pct" w:w="43%"/>
-            <w:tcBorders>
-              <w:top w:val="single" w:color="B3B3B3" w:sz="4"/>
-              <w:left w:val="single" w:color="B3B3B3" w:sz="4"/>
-              <w:bottom w:val="single" w:color="B3B3B3" w:sz="4"/>
-              <w:right w:val="single" w:color="B3B3B3" w:sz="4"/>
-            </w:tcBorders>
-            <w:tcMar>
-              <w:top w:type="dxa" w:w="60"/>
-              <w:left w:type="dxa" w:w="100"/>
-              <w:bottom w:type="dxa" w:w="60"/>
-              <w:right w:type="dxa" w:w="100"/>
-            </w:tcMar>
-            <w:vAlign w:val="center"/>
-          </w:tcPr>
-          <w:p>
-            <w:pPr>
-              <w:spacing w:after="0" w:line="250"/>
-            </w:pPr>
-            <w:r>
-              <w:rPr>
-                <w:rFonts w:ascii="Arial" w:cs="Arial" w:eastAsia="Arial" w:hAnsi="Arial"/>
-                <w:b w:val="false"/>
-                <w:bCs w:val="false"/>
-                <w:i w:val="false"/>
-                <w:iCs w:val="false"/>
-                <w:color w:val="1A1A1A"/>
-                <w:sz w:val="18"/>
-                <w:szCs w:val="18"/>
-              </w:rPr>
-              <w:t xml:space="preserve">Quarto → docx / Typst / HTML, LaTeX — запасной</w:t>
+            <w:tcW w:type="pct" w:w="45%"/>
+            <w:tcBorders>
+              <w:top w:val="single" w:color="B3B3B3" w:sz="4"/>
+              <w:left w:val="single" w:color="B3B3B3" w:sz="4"/>
+              <w:bottom w:val="single" w:color="B3B3B3" w:sz="4"/>
+              <w:right w:val="single" w:color="B3B3B3" w:sz="4"/>
+            </w:tcBorders>
+            <w:tcMar>
+              <w:top w:type="dxa" w:w="60"/>
+              <w:left w:type="dxa" w:w="100"/>
+              <w:bottom w:type="dxa" w:w="60"/>
+              <w:right w:type="dxa" w:w="100"/>
+            </w:tcMar>
+            <w:vAlign w:val="center"/>
+          </w:tcPr>
+          <w:p>
+            <w:pPr>
+              <w:spacing w:after="0" w:line="250"/>
+            </w:pPr>
+            <w:r>
+              <w:rPr>
+                <w:rFonts w:ascii="Arial" w:cs="Arial" w:eastAsia="Arial" w:hAnsi="Arial"/>
+                <w:b/>
+                <w:bCs/>
+                <w:i w:val="false"/>
+                <w:iCs w:val="false"/>
+                <w:color w:val="1A1A1A"/>
+                <w:sz w:val="18"/>
+                <w:szCs w:val="18"/>
+              </w:rPr>
+              <w:t xml:space="preserve">решено 17.10:</w:t>
+            </w:r>
+            <w:r>
+              <w:rPr>
+                <w:rFonts w:ascii="Arial" w:cs="Arial" w:eastAsia="Arial" w:hAnsi="Arial"/>
+                <w:b w:val="false"/>
+                <w:bCs w:val="false"/>
+                <w:i w:val="false"/>
+                <w:iCs w:val="false"/>
+                <w:color w:val="1A1A1A"/>
+                <w:sz w:val="18"/>
+                <w:szCs w:val="18"/>
+              </w:rPr>
+              <w:t xml:space="preserve"> Quarto → docx / Typst / HTML, LaTeX — запасной</w:t>
             </w:r>
           </w:p>
         </w:tc>
@@ -18320,7 +18424,7 @@
                 <w:sz w:val="18"/>
                 <w:szCs w:val="18"/>
               </w:rPr>
-              <w:t xml:space="preserve">сейчас</w:t>
+              <w:t xml:space="preserve">—</w:t>
             </w:r>
           </w:p>
         </w:tc>
@@ -18328,7 +18432,7 @@
       <w:tr>
         <w:tc>
           <w:tcPr>
-            <w:tcW w:type="pct" w:w="4%"/>
+            <w:tcW w:type="pct" w:w="5%"/>
             <w:tcBorders>
               <w:top w:val="single" w:color="B3B3B3" w:sz="4"/>
               <w:left w:val="single" w:color="B3B3B3" w:sz="4"/>
@@ -18364,7 +18468,7 @@
         </w:tc>
         <w:tc>
           <w:tcPr>
-            <w:tcW w:type="pct" w:w="39%"/>
+            <w:tcW w:type="pct" w:w="36%"/>
             <w:tcBorders>
               <w:top w:val="single" w:color="B3B3B3" w:sz="4"/>
               <w:left w:val="single" w:color="B3B3B3" w:sz="4"/>
@@ -18400,37 +18504,50 @@
         </w:tc>
         <w:tc>
           <w:tcPr>
-            <w:tcW w:type="pct" w:w="43%"/>
-            <w:tcBorders>
-              <w:top w:val="single" w:color="B3B3B3" w:sz="4"/>
-              <w:left w:val="single" w:color="B3B3B3" w:sz="4"/>
-              <w:bottom w:val="single" w:color="B3B3B3" w:sz="4"/>
-              <w:right w:val="single" w:color="B3B3B3" w:sz="4"/>
-            </w:tcBorders>
-            <w:tcMar>
-              <w:top w:type="dxa" w:w="60"/>
-              <w:left w:type="dxa" w:w="100"/>
-              <w:bottom w:type="dxa" w:w="60"/>
-              <w:right w:type="dxa" w:w="100"/>
-            </w:tcMar>
-            <w:vAlign w:val="center"/>
-          </w:tcPr>
-          <w:p>
-            <w:pPr>
-              <w:spacing w:after="0" w:line="250"/>
-            </w:pPr>
-            <w:r>
-              <w:rPr>
-                <w:rFonts w:ascii="Arial" w:cs="Arial" w:eastAsia="Arial" w:hAnsi="Arial"/>
-                <w:b w:val="false"/>
-                <w:bCs w:val="false"/>
-                <w:i w:val="false"/>
-                <w:iCs w:val="false"/>
-                <w:color w:val="1A1A1A"/>
-                <w:sz w:val="18"/>
-                <w:szCs w:val="18"/>
-              </w:rPr>
-              <w:t xml:space="preserve">WBS</w:t>
+            <w:tcW w:type="pct" w:w="45%"/>
+            <w:tcBorders>
+              <w:top w:val="single" w:color="B3B3B3" w:sz="4"/>
+              <w:left w:val="single" w:color="B3B3B3" w:sz="4"/>
+              <w:bottom w:val="single" w:color="B3B3B3" w:sz="4"/>
+              <w:right w:val="single" w:color="B3B3B3" w:sz="4"/>
+            </w:tcBorders>
+            <w:tcMar>
+              <w:top w:type="dxa" w:w="60"/>
+              <w:left w:type="dxa" w:w="100"/>
+              <w:bottom w:type="dxa" w:w="60"/>
+              <w:right w:type="dxa" w:w="100"/>
+            </w:tcMar>
+            <w:vAlign w:val="center"/>
+          </w:tcPr>
+          <w:p>
+            <w:pPr>
+              <w:spacing w:after="0" w:line="250"/>
+            </w:pPr>
+            <w:r>
+              <w:rPr>
+                <w:rFonts w:ascii="Arial" w:cs="Arial" w:eastAsia="Arial" w:hAnsi="Arial"/>
+                <w:b/>
+                <w:bCs/>
+                <w:i w:val="false"/>
+                <w:iCs w:val="false"/>
+                <w:color w:val="1A1A1A"/>
+                <w:sz w:val="18"/>
+                <w:szCs w:val="18"/>
+              </w:rPr>
+              <w:t xml:space="preserve">решено 17.10:</w:t>
+            </w:r>
+            <w:r>
+              <w:rPr>
+                <w:rFonts w:ascii="Arial" w:cs="Arial" w:eastAsia="Arial" w:hAnsi="Arial"/>
+                <w:b w:val="false"/>
+                <w:bCs w:val="false"/>
+                <w:i w:val="false"/>
+                <w:iCs w:val="false"/>
+                <w:color w:val="1A1A1A"/>
+                <w:sz w:val="18"/>
+                <w:szCs w:val="18"/>
+              </w:rPr>
+              <w:t xml:space="preserve"> WBS, начинаем сейчас, до разговора с РИЦ</w:t>
             </w:r>
           </w:p>
         </w:tc>
@@ -18466,7 +18583,7 @@
                 <w:sz w:val="18"/>
                 <w:szCs w:val="18"/>
               </w:rPr>
-              <w:t xml:space="preserve">сейчас</w:t>
+              <w:t xml:space="preserve">—</w:t>
             </w:r>
           </w:p>
         </w:tc>
@@ -18474,7 +18591,7 @@
       <w:tr>
         <w:tc>
           <w:tcPr>
-            <w:tcW w:type="pct" w:w="4%"/>
+            <w:tcW w:type="pct" w:w="5%"/>
             <w:tcBorders>
               <w:top w:val="single" w:color="B3B3B3" w:sz="4"/>
               <w:left w:val="single" w:color="B3B3B3" w:sz="4"/>
@@ -18510,7 +18627,7 @@
         </w:tc>
         <w:tc>
           <w:tcPr>
-            <w:tcW w:type="pct" w:w="39%"/>
+            <w:tcW w:type="pct" w:w="36%"/>
             <w:tcBorders>
               <w:top w:val="single" w:color="B3B3B3" w:sz="4"/>
               <w:left w:val="single" w:color="B3B3B3" w:sz="4"/>
@@ -18546,7 +18663,7 @@
         </w:tc>
         <w:tc>
           <w:tcPr>
-            <w:tcW w:type="pct" w:w="43%"/>
+            <w:tcW w:type="pct" w:w="45%"/>
             <w:tcBorders>
               <w:top w:val="single" w:color="B3B3B3" w:sz="4"/>
               <w:left w:val="single" w:color="B3B3B3" w:sz="4"/>
@@ -18620,7 +18737,7 @@
       <w:tr>
         <w:tc>
           <w:tcPr>
-            <w:tcW w:type="pct" w:w="4%"/>
+            <w:tcW w:type="pct" w:w="5%"/>
             <w:tcBorders>
               <w:top w:val="single" w:color="B3B3B3" w:sz="4"/>
               <w:left w:val="single" w:color="B3B3B3" w:sz="4"/>
@@ -18656,7 +18773,7 @@
         </w:tc>
         <w:tc>
           <w:tcPr>
-            <w:tcW w:type="pct" w:w="39%"/>
+            <w:tcW w:type="pct" w:w="36%"/>
             <w:tcBorders>
               <w:top w:val="single" w:color="B3B3B3" w:sz="4"/>
               <w:left w:val="single" w:color="B3B3B3" w:sz="4"/>
@@ -18692,7 +18809,7 @@
         </w:tc>
         <w:tc>
           <w:tcPr>
-            <w:tcW w:type="pct" w:w="43%"/>
+            <w:tcW w:type="pct" w:w="45%"/>
             <w:tcBorders>
               <w:top w:val="single" w:color="B3B3B3" w:sz="4"/>
               <w:left w:val="single" w:color="B3B3B3" w:sz="4"/>
@@ -18766,7 +18883,7 @@
       <w:tr>
         <w:tc>
           <w:tcPr>
-            <w:tcW w:type="pct" w:w="4%"/>
+            <w:tcW w:type="pct" w:w="5%"/>
             <w:tcBorders>
               <w:top w:val="single" w:color="B3B3B3" w:sz="4"/>
               <w:left w:val="single" w:color="B3B3B3" w:sz="4"/>
@@ -18802,73 +18919,112 @@
         </w:tc>
         <w:tc>
           <w:tcPr>
-            <w:tcW w:type="pct" w:w="39%"/>
-            <w:tcBorders>
-              <w:top w:val="single" w:color="B3B3B3" w:sz="4"/>
-              <w:left w:val="single" w:color="B3B3B3" w:sz="4"/>
-              <w:bottom w:val="single" w:color="B3B3B3" w:sz="4"/>
-              <w:right w:val="single" w:color="B3B3B3" w:sz="4"/>
-            </w:tcBorders>
-            <w:tcMar>
-              <w:top w:type="dxa" w:w="60"/>
-              <w:left w:type="dxa" w:w="100"/>
-              <w:bottom w:type="dxa" w:w="60"/>
-              <w:right w:type="dxa" w:w="100"/>
-            </w:tcMar>
-            <w:vAlign w:val="center"/>
-          </w:tcPr>
-          <w:p>
-            <w:pPr>
-              <w:spacing w:after="0" w:line="250"/>
-            </w:pPr>
-            <w:r>
-              <w:rPr>
-                <w:rFonts w:ascii="Arial" w:cs="Arial" w:eastAsia="Arial" w:hAnsi="Arial"/>
-                <w:b w:val="false"/>
-                <w:bCs w:val="false"/>
-                <w:i w:val="false"/>
-                <w:iCs w:val="false"/>
-                <w:color w:val="1A1A1A"/>
-                <w:sz w:val="18"/>
-                <w:szCs w:val="18"/>
-              </w:rPr>
-              <w:t xml:space="preserve">Вписать установку стека в setup-скрипт среды</w:t>
-            </w:r>
-          </w:p>
-        </w:tc>
-        <w:tc>
-          <w:tcPr>
-            <w:tcW w:type="pct" w:w="43%"/>
-            <w:tcBorders>
-              <w:top w:val="single" w:color="B3B3B3" w:sz="4"/>
-              <w:left w:val="single" w:color="B3B3B3" w:sz="4"/>
-              <w:bottom w:val="single" w:color="B3B3B3" w:sz="4"/>
-              <w:right w:val="single" w:color="B3B3B3" w:sz="4"/>
-            </w:tcBorders>
-            <w:tcMar>
-              <w:top w:type="dxa" w:w="60"/>
-              <w:left w:type="dxa" w:w="100"/>
-              <w:bottom w:type="dxa" w:w="60"/>
-              <w:right w:type="dxa" w:w="100"/>
-            </w:tcMar>
-            <w:vAlign w:val="center"/>
-          </w:tcPr>
-          <w:p>
-            <w:pPr>
-              <w:spacing w:after="0" w:line="250"/>
-            </w:pPr>
-            <w:r>
-              <w:rPr>
-                <w:rFonts w:ascii="Arial" w:cs="Arial" w:eastAsia="Arial" w:hAnsi="Arial"/>
-                <w:b w:val="false"/>
-                <w:bCs w:val="false"/>
-                <w:i w:val="false"/>
-                <w:iCs w:val="false"/>
-                <w:color w:val="1A1A1A"/>
-                <w:sz w:val="18"/>
-                <w:szCs w:val="18"/>
-              </w:rPr>
-              <w:t xml:space="preserve">да, чтобы не тратить 5–8 минут в каждой сессии</w:t>
+            <w:tcW w:type="pct" w:w="36%"/>
+            <w:tcBorders>
+              <w:top w:val="single" w:color="B3B3B3" w:sz="4"/>
+              <w:left w:val="single" w:color="B3B3B3" w:sz="4"/>
+              <w:bottom w:val="single" w:color="B3B3B3" w:sz="4"/>
+              <w:right w:val="single" w:color="B3B3B3" w:sz="4"/>
+            </w:tcBorders>
+            <w:tcMar>
+              <w:top w:type="dxa" w:w="60"/>
+              <w:left w:type="dxa" w:w="100"/>
+              <w:bottom w:type="dxa" w:w="60"/>
+              <w:right w:type="dxa" w:w="100"/>
+            </w:tcMar>
+            <w:vAlign w:val="center"/>
+          </w:tcPr>
+          <w:p>
+            <w:pPr>
+              <w:spacing w:after="0" w:line="250"/>
+            </w:pPr>
+            <w:r>
+              <w:rPr>
+                <w:rFonts w:ascii="Arial" w:cs="Arial" w:eastAsia="Arial" w:hAnsi="Arial"/>
+                <w:b w:val="false"/>
+                <w:bCs w:val="false"/>
+                <w:i w:val="false"/>
+                <w:iCs w:val="false"/>
+                <w:color w:val="1A1A1A"/>
+                <w:sz w:val="18"/>
+                <w:szCs w:val="18"/>
+              </w:rPr>
+              <w:t xml:space="preserve">Установка стека в setup-скрипт среды</w:t>
+            </w:r>
+          </w:p>
+        </w:tc>
+        <w:tc>
+          <w:tcPr>
+            <w:tcW w:type="pct" w:w="45%"/>
+            <w:tcBorders>
+              <w:top w:val="single" w:color="B3B3B3" w:sz="4"/>
+              <w:left w:val="single" w:color="B3B3B3" w:sz="4"/>
+              <w:bottom w:val="single" w:color="B3B3B3" w:sz="4"/>
+              <w:right w:val="single" w:color="B3B3B3" w:sz="4"/>
+            </w:tcBorders>
+            <w:tcMar>
+              <w:top w:type="dxa" w:w="60"/>
+              <w:left w:type="dxa" w:w="100"/>
+              <w:bottom w:type="dxa" w:w="60"/>
+              <w:right w:type="dxa" w:w="100"/>
+            </w:tcMar>
+            <w:vAlign w:val="center"/>
+          </w:tcPr>
+          <w:p>
+            <w:pPr>
+              <w:spacing w:after="0" w:line="250"/>
+            </w:pPr>
+            <w:r>
+              <w:rPr>
+                <w:rFonts w:ascii="Arial" w:cs="Arial" w:eastAsia="Arial" w:hAnsi="Arial"/>
+                <w:b/>
+                <w:bCs/>
+                <w:i w:val="false"/>
+                <w:iCs w:val="false"/>
+                <w:color w:val="1A1A1A"/>
+                <w:sz w:val="18"/>
+                <w:szCs w:val="18"/>
+              </w:rPr>
+              <w:t xml:space="preserve">решено 17.10:</w:t>
+            </w:r>
+            <w:r>
+              <w:rPr>
+                <w:rFonts w:ascii="Arial" w:cs="Arial" w:eastAsia="Arial" w:hAnsi="Arial"/>
+                <w:b w:val="false"/>
+                <w:bCs w:val="false"/>
+                <w:i w:val="false"/>
+                <w:iCs w:val="false"/>
+                <w:color w:val="1A1A1A"/>
+                <w:sz w:val="18"/>
+                <w:szCs w:val="18"/>
+              </w:rPr>
+              <w:t xml:space="preserve"> преподаватель вписывает </w:t>
+            </w:r>
+            <w:r>
+              <w:rPr>
+                <w:rFonts w:ascii="Courier New" w:cs="Courier New" w:eastAsia="Courier New" w:hAnsi="Courier New"/>
+                <w:b w:val="false"/>
+                <w:bCs w:val="false"/>
+                <w:i w:val="false"/>
+                <w:iCs w:val="false"/>
+                <w:color w:val="1A1A1A"/>
+                <w:sz w:val="18"/>
+                <w:szCs w:val="18"/>
+              </w:rPr>
+              <w:t xml:space="preserve">ustanovka.sh</w:t>
+            </w:r>
+            <w:r>
+              <w:rPr>
+                <w:rFonts w:ascii="Arial" w:cs="Arial" w:eastAsia="Arial" w:hAnsi="Arial"/>
+                <w:b w:val="false"/>
+                <w:bCs w:val="false"/>
+                <w:i w:val="false"/>
+                <w:iCs w:val="false"/>
+                <w:color w:val="1A1A1A"/>
+                <w:sz w:val="18"/>
+                <w:szCs w:val="18"/>
+              </w:rPr>
+              <w:t xml:space="preserve"> сам</w:t>
             </w:r>
           </w:p>
         </w:tc>
@@ -18904,7 +19060,7 @@
                 <w:sz w:val="18"/>
                 <w:szCs w:val="18"/>
               </w:rPr>
-              <w:t xml:space="preserve">по желанию</w:t>
+              <w:t xml:space="preserve">—</w:t>
             </w:r>
           </w:p>
         </w:tc>

--- a/docs/metodichka/ROADMAP.docx
+++ b/docs/metodichka/ROADMAP.docx
@@ -15487,6 +15487,385 @@
           <w:szCs w:val="20"/>
         </w:rPr>
         <w:t xml:space="preserve">Ориентир — ноябрь–декабрь 2026, параллельно занятиям.</w:t>
+      </w:r>
+    </w:p>
+    <w:p>
+      <w:pPr>
+        <w:spacing w:after="140" w:before="0" w:line="276"/>
+      </w:pPr>
+      <w:r>
+        <w:rPr>
+          <w:rFonts w:ascii="Arial" w:cs="Arial" w:eastAsia="Arial" w:hAnsi="Arial"/>
+          <w:b/>
+          <w:bCs/>
+          <w:i w:val="false"/>
+          <w:iCs w:val="false"/>
+          <w:color w:val="1A1A1A"/>
+          <w:sz w:val="20"/>
+          <w:szCs w:val="20"/>
+        </w:rPr>
+        <w:t xml:space="preserve">Ход пилота (17.10).</w:t>
+      </w:r>
+      <w:r>
+        <w:rPr>
+          <w:rFonts w:ascii="Arial" w:cs="Arial" w:eastAsia="Arial" w:hAnsi="Arial"/>
+          <w:b w:val="false"/>
+          <w:bCs w:val="false"/>
+          <w:i w:val="false"/>
+          <w:iCs w:val="false"/>
+          <w:color w:val="1A1A1A"/>
+          <w:sz w:val="20"/>
+          <w:szCs w:val="20"/>
+        </w:rPr>
+        <w:t xml:space="preserve"> Шаги 1–4 сделаны: </w:t>
+      </w:r>
+      <w:r>
+        <w:rPr>
+          <w:rFonts w:ascii="Courier New" w:cs="Courier New" w:eastAsia="Courier New" w:hAnsi="Courier New"/>
+          <w:b w:val="false"/>
+          <w:bCs w:val="false"/>
+          <w:i w:val="false"/>
+          <w:iCs w:val="false"/>
+          <w:color w:val="1A1A1A"/>
+          <w:sz w:val="20"/>
+          <w:szCs w:val="20"/>
+        </w:rPr>
+        <w:t xml:space="preserve">docs/metodichka/kniga/</w:t>
+      </w:r>
+      <w:r>
+        <w:rPr>
+          <w:rFonts w:ascii="Arial" w:cs="Arial" w:eastAsia="Arial" w:hAnsi="Arial"/>
+          <w:b w:val="false"/>
+          <w:bCs w:val="false"/>
+          <w:i w:val="false"/>
+          <w:iCs w:val="false"/>
+          <w:color w:val="1A1A1A"/>
+          <w:sz w:val="20"/>
+          <w:szCs w:val="20"/>
+        </w:rPr>
+        <w:t xml:space="preserve">, сборка </w:t>
+      </w:r>
+      <w:r>
+        <w:rPr>
+          <w:rFonts w:ascii="Courier New" w:cs="Courier New" w:eastAsia="Courier New" w:hAnsi="Courier New"/>
+          <w:b w:val="false"/>
+          <w:bCs w:val="false"/>
+          <w:i w:val="false"/>
+          <w:iCs w:val="false"/>
+          <w:color w:val="1A1A1A"/>
+          <w:sz w:val="20"/>
+          <w:szCs w:val="20"/>
+        </w:rPr>
+        <w:t xml:space="preserve">./build.sh</w:t>
+      </w:r>
+      <w:r>
+        <w:rPr>
+          <w:rFonts w:ascii="Arial" w:cs="Arial" w:eastAsia="Arial" w:hAnsi="Arial"/>
+          <w:b w:val="false"/>
+          <w:bCs w:val="false"/>
+          <w:i w:val="false"/>
+          <w:iCs w:val="false"/>
+          <w:color w:val="1A1A1A"/>
+          <w:sz w:val="20"/>
+          <w:szCs w:val="20"/>
+        </w:rPr>
+        <w:t xml:space="preserve">, результаты в </w:t>
+      </w:r>
+      <w:r>
+        <w:rPr>
+          <w:rFonts w:ascii="Courier New" w:cs="Courier New" w:eastAsia="Courier New" w:hAnsi="Courier New"/>
+          <w:b w:val="false"/>
+          <w:bCs w:val="false"/>
+          <w:i w:val="false"/>
+          <w:iCs w:val="false"/>
+          <w:color w:val="1A1A1A"/>
+          <w:sz w:val="20"/>
+          <w:szCs w:val="20"/>
+        </w:rPr>
+        <w:t xml:space="preserve">kniga/rezultat/</w:t>
+      </w:r>
+      <w:r>
+        <w:rPr>
+          <w:rFonts w:ascii="Arial" w:cs="Arial" w:eastAsia="Arial" w:hAnsi="Arial"/>
+          <w:b w:val="false"/>
+          <w:bCs w:val="false"/>
+          <w:i w:val="false"/>
+          <w:iCs w:val="false"/>
+          <w:color w:val="1A1A1A"/>
+          <w:sz w:val="20"/>
+          <w:szCs w:val="20"/>
+        </w:rPr>
+        <w:t xml:space="preserve">. Что нашлось по дороге — всё закрыто в сборке и проверках:</w:t>
+      </w:r>
+    </w:p>
+    <w:p>
+      <w:pPr>
+        <w:spacing w:after="80" w:before="0" w:line="276"/>
+        <w:ind w:left="360" w:hanging="240"/>
+      </w:pPr>
+      <w:r>
+        <w:rPr>
+          <w:rFonts w:ascii="Arial" w:cs="Arial" w:eastAsia="Arial" w:hAnsi="Arial"/>
+          <w:b w:val="false"/>
+          <w:bCs w:val="false"/>
+          <w:i w:val="false"/>
+          <w:iCs w:val="false"/>
+          <w:color w:val="1A1A1A"/>
+          <w:sz w:val="20"/>
+          <w:szCs w:val="20"/>
+        </w:rPr>
+        <w:t xml:space="preserve">•  Graphviz через pango читает «Roman» в «Times New Roman» как начертание и молча подставляет другой шрифт (Inter). Так было и в пробе стека: PDF-рисунок для LaTeX на деле был набран Inter. Лечится именем «Times New Roman,»; генератор теперь проверяет шрифты каждого печатного PDF.</w:t>
+      </w:r>
+    </w:p>
+    <w:p>
+      <w:pPr>
+        <w:spacing w:after="80" w:before="0" w:line="276"/>
+        <w:ind w:left="360" w:hanging="240"/>
+      </w:pPr>
+      <w:r>
+        <w:rPr>
+          <w:rFonts w:ascii="Arial" w:cs="Arial" w:eastAsia="Arial" w:hAnsi="Arial"/>
+          <w:b w:val="false"/>
+          <w:bCs w:val="false"/>
+          <w:i w:val="false"/>
+          <w:iCs w:val="false"/>
+          <w:color w:val="1A1A1A"/>
+          <w:sz w:val="20"/>
+          <w:szCs w:val="20"/>
+        </w:rPr>
+        <w:t xml:space="preserve">•  Quarto 1.8 в docx и вебе ставит в подписях двойную точку («Рис. 1..»), у абзаца подписи пишет два </w:t>
+      </w:r>
+      <w:r>
+        <w:rPr>
+          <w:rFonts w:ascii="Courier New" w:cs="Courier New" w:eastAsia="Courier New" w:hAnsi="Courier New"/>
+          <w:b w:val="false"/>
+          <w:bCs w:val="false"/>
+          <w:i w:val="false"/>
+          <w:iCs w:val="false"/>
+          <w:color w:val="1A1A1A"/>
+          <w:sz w:val="20"/>
+          <w:szCs w:val="20"/>
+        </w:rPr>
+        <w:t xml:space="preserve">w:pPr</w:t>
+      </w:r>
+      <w:r>
+        <w:rPr>
+          <w:rFonts w:ascii="Arial" w:cs="Arial" w:eastAsia="Arial" w:hAnsi="Arial"/>
+          <w:b w:val="false"/>
+          <w:bCs w:val="false"/>
+          <w:i w:val="false"/>
+          <w:iCs w:val="false"/>
+          <w:color w:val="1A1A1A"/>
+          <w:sz w:val="20"/>
+          <w:szCs w:val="20"/>
+        </w:rPr>
+        <w:t xml:space="preserve"> подряд, в ячейках таблиц — два </w:t>
+      </w:r>
+      <w:r>
+        <w:rPr>
+          <w:rFonts w:ascii="Courier New" w:cs="Courier New" w:eastAsia="Courier New" w:hAnsi="Courier New"/>
+          <w:b w:val="false"/>
+          <w:bCs w:val="false"/>
+          <w:i w:val="false"/>
+          <w:iCs w:val="false"/>
+          <w:color w:val="1A1A1A"/>
+          <w:sz w:val="20"/>
+          <w:szCs w:val="20"/>
+        </w:rPr>
+        <w:t xml:space="preserve">w:jc</w:t>
+      </w:r>
+      <w:r>
+        <w:rPr>
+          <w:rFonts w:ascii="Arial" w:cs="Arial" w:eastAsia="Arial" w:hAnsi="Arial"/>
+          <w:b w:val="false"/>
+          <w:bCs w:val="false"/>
+          <w:i w:val="false"/>
+          <w:iCs w:val="false"/>
+          <w:color w:val="1A1A1A"/>
+          <w:sz w:val="20"/>
+          <w:szCs w:val="20"/>
+        </w:rPr>
+        <w:t xml:space="preserve"> (центр перекрывает выравнивание влево). Всё правит </w:t>
+      </w:r>
+      <w:r>
+        <w:rPr>
+          <w:rFonts w:ascii="Courier New" w:cs="Courier New" w:eastAsia="Courier New" w:hAnsi="Courier New"/>
+          <w:b w:val="false"/>
+          <w:bCs w:val="false"/>
+          <w:i w:val="false"/>
+          <w:iCs w:val="false"/>
+          <w:color w:val="1A1A1A"/>
+          <w:sz w:val="20"/>
+          <w:szCs w:val="20"/>
+        </w:rPr>
+        <w:t xml:space="preserve">posle_docx.py</w:t>
+      </w:r>
+      <w:r>
+        <w:rPr>
+          <w:rFonts w:ascii="Arial" w:cs="Arial" w:eastAsia="Arial" w:hAnsi="Arial"/>
+          <w:b w:val="false"/>
+          <w:bCs w:val="false"/>
+          <w:i w:val="false"/>
+          <w:iCs w:val="false"/>
+          <w:color w:val="1A1A1A"/>
+          <w:sz w:val="20"/>
+          <w:szCs w:val="20"/>
+        </w:rPr>
+        <w:t xml:space="preserve"> и проверяет, что дублей не осталось.</w:t>
+      </w:r>
+    </w:p>
+    <w:p>
+      <w:pPr>
+        <w:spacing w:after="80" w:before="0" w:line="276"/>
+        <w:ind w:left="360" w:hanging="240"/>
+      </w:pPr>
+      <w:r>
+        <w:rPr>
+          <w:rFonts w:ascii="Arial" w:cs="Arial" w:eastAsia="Arial" w:hAnsi="Arial"/>
+          <w:b w:val="false"/>
+          <w:bCs w:val="false"/>
+          <w:i w:val="false"/>
+          <w:iCs w:val="false"/>
+          <w:color w:val="1A1A1A"/>
+          <w:sz w:val="20"/>
+          <w:szCs w:val="20"/>
+        </w:rPr>
+        <w:t xml:space="preserve">•  В шаблоне Pandoc стиль ячеек таблиц «Compact» получал абзацный отступ 1,25 см — колонка кода ломалась на «К/од». Отступ у него снят.</w:t>
+      </w:r>
+    </w:p>
+    <w:p>
+      <w:pPr>
+        <w:spacing w:after="80" w:before="0" w:line="276"/>
+        <w:ind w:left="360" w:hanging="240"/>
+      </w:pPr>
+      <w:r>
+        <w:rPr>
+          <w:rFonts w:ascii="Arial" w:cs="Arial" w:eastAsia="Arial" w:hAnsi="Arial"/>
+          <w:b w:val="false"/>
+          <w:bCs w:val="false"/>
+          <w:i w:val="false"/>
+          <w:iCs w:val="false"/>
+          <w:color w:val="1A1A1A"/>
+          <w:sz w:val="20"/>
+          <w:szCs w:val="20"/>
+        </w:rPr>
+        <w:t xml:space="preserve">•  В Times New Roman из core fonts нет знака ₽ — Typst подставлял PT Serif; в тексте «руб.».</w:t>
+      </w:r>
+    </w:p>
+    <w:p>
+      <w:pPr>
+        <w:spacing w:after="80" w:before="0" w:line="276"/>
+        <w:ind w:left="360" w:hanging="240"/>
+      </w:pPr>
+      <w:r>
+        <w:rPr>
+          <w:rFonts w:ascii="Arial" w:cs="Arial" w:eastAsia="Arial" w:hAnsi="Arial"/>
+          <w:b w:val="false"/>
+          <w:bCs w:val="false"/>
+          <w:i w:val="false"/>
+          <w:iCs w:val="false"/>
+          <w:color w:val="1A1A1A"/>
+          <w:sz w:val="20"/>
+          <w:szCs w:val="20"/>
+        </w:rPr>
+        <w:t xml:space="preserve">•  Typst внутри Quarto не берёт </w:t>
+      </w:r>
+      <w:r>
+        <w:rPr>
+          <w:rFonts w:ascii="Courier New" w:cs="Courier New" w:eastAsia="Courier New" w:hAnsi="Courier New"/>
+          <w:b w:val="false"/>
+          <w:bCs w:val="false"/>
+          <w:i w:val="false"/>
+          <w:iCs w:val="false"/>
+          <w:color w:val="1A1A1A"/>
+          <w:sz w:val="20"/>
+          <w:szCs w:val="20"/>
+        </w:rPr>
+        <w:t xml:space="preserve">number-offset</w:t>
+      </w:r>
+      <w:r>
+        <w:rPr>
+          <w:rFonts w:ascii="Arial" w:cs="Arial" w:eastAsia="Arial" w:hAnsi="Arial"/>
+          <w:b w:val="false"/>
+          <w:bCs w:val="false"/>
+          <w:i w:val="false"/>
+          <w:iCs w:val="false"/>
+          <w:color w:val="1A1A1A"/>
+          <w:sz w:val="20"/>
+          <w:szCs w:val="20"/>
+        </w:rPr>
+        <w:t xml:space="preserve">: номер главы 3 и параграфа 3.2 задаются двумя строками Typst в начале главы.</w:t>
+      </w:r>
+    </w:p>
+    <w:p>
+      <w:pPr>
+        <w:spacing w:after="80" w:before="0" w:line="276"/>
+        <w:ind w:left="360" w:hanging="240"/>
+      </w:pPr>
+      <w:r>
+        <w:rPr>
+          <w:rFonts w:ascii="Arial" w:cs="Arial" w:eastAsia="Arial" w:hAnsi="Arial"/>
+          <w:b w:val="false"/>
+          <w:bCs w:val="false"/>
+          <w:i w:val="false"/>
+          <w:iCs w:val="false"/>
+          <w:color w:val="1A1A1A"/>
+          <w:sz w:val="20"/>
+          <w:szCs w:val="20"/>
+        </w:rPr>
+        <w:t xml:space="preserve">•  Разворот в Typst: </w:t>
+      </w:r>
+      <w:r>
+        <w:rPr>
+          <w:rFonts w:ascii="Courier New" w:cs="Courier New" w:eastAsia="Courier New" w:hAnsi="Courier New"/>
+          <w:b w:val="false"/>
+          <w:bCs w:val="false"/>
+          <w:i w:val="false"/>
+          <w:iCs w:val="false"/>
+          <w:color w:val="1A1A1A"/>
+          <w:sz w:val="20"/>
+          <w:szCs w:val="20"/>
+        </w:rPr>
+        <w:t xml:space="preserve">pagebreak(to: "even")</w:t>
+      </w:r>
+      <w:r>
+        <w:rPr>
+          <w:rFonts w:ascii="Arial" w:cs="Arial" w:eastAsia="Arial" w:hAnsi="Arial"/>
+          <w:b w:val="false"/>
+          <w:bCs w:val="false"/>
+          <w:i w:val="false"/>
+          <w:iCs w:val="false"/>
+          <w:color w:val="1A1A1A"/>
+          <w:sz w:val="20"/>
+          <w:szCs w:val="20"/>
+        </w:rPr>
+        <w:t xml:space="preserve"> / </w:t>
+      </w:r>
+      <w:r>
+        <w:rPr>
+          <w:rFonts w:ascii="Courier New" w:cs="Courier New" w:eastAsia="Courier New" w:hAnsi="Courier New"/>
+          <w:b w:val="false"/>
+          <w:bCs w:val="false"/>
+          <w:i w:val="false"/>
+          <w:iCs w:val="false"/>
+          <w:color w:val="1A1A1A"/>
+          <w:sz w:val="20"/>
+          <w:szCs w:val="20"/>
+        </w:rPr>
+        <w:t xml:space="preserve">"odd"</w:t>
+      </w:r>
+      <w:r>
+        <w:rPr>
+          <w:rFonts w:ascii="Arial" w:cs="Arial" w:eastAsia="Arial" w:hAnsi="Arial"/>
+          <w:b w:val="false"/>
+          <w:bCs w:val="false"/>
+          <w:i w:val="false"/>
+          <w:iCs w:val="false"/>
+          <w:color w:val="1A1A1A"/>
+          <w:sz w:val="20"/>
+          <w:szCs w:val="20"/>
+        </w:rPr>
+        <w:t xml:space="preserve">; таблица пакетов поместилась на правую страницу после уплотнения дерева.</w:t>
       </w:r>
     </w:p>
     <w:p>

--- a/docs/metodichka/ROADMAP.docx
+++ b/docs/metodichka/ROADMAP.docx
@@ -3599,7 +3599,7 @@
         </w:tc>
         <w:tc>
           <w:tcPr>
-            <w:tcW w:type="pct" w:w="19%"/>
+            <w:tcW w:type="pct" w:w="25%"/>
             <w:tcBorders>
               <w:top w:val="single" w:color="B3B3B3" w:sz="4"/>
               <w:left w:val="single" w:color="B3B3B3" w:sz="4"/>
@@ -3636,7 +3636,7 @@
         </w:tc>
         <w:tc>
           <w:tcPr>
-            <w:tcW w:type="pct" w:w="17%"/>
+            <w:tcW w:type="pct" w:w="15%"/>
             <w:tcBorders>
               <w:top w:val="single" w:color="B3B3B3" w:sz="4"/>
               <w:left w:val="single" w:color="B3B3B3" w:sz="4"/>
@@ -3673,7 +3673,7 @@
         </w:tc>
         <w:tc>
           <w:tcPr>
-            <w:tcW w:type="pct" w:w="28%"/>
+            <w:tcW w:type="pct" w:w="25%"/>
             <w:tcBorders>
               <w:top w:val="single" w:color="B3B3B3" w:sz="4"/>
               <w:left w:val="single" w:color="B3B3B3" w:sz="4"/>
@@ -3710,7 +3710,7 @@
         </w:tc>
         <w:tc>
           <w:tcPr>
-            <w:tcW w:type="pct" w:w="26%"/>
+            <w:tcW w:type="pct" w:w="24%"/>
             <w:tcBorders>
               <w:top w:val="single" w:color="B3B3B3" w:sz="4"/>
               <w:left w:val="single" w:color="B3B3B3" w:sz="4"/>
@@ -3822,7 +3822,7 @@
         </w:tc>
         <w:tc>
           <w:tcPr>
-            <w:tcW w:type="pct" w:w="19%"/>
+            <w:tcW w:type="pct" w:w="25%"/>
             <w:tcBorders>
               <w:top w:val="single" w:color="B3B3B3" w:sz="4"/>
               <w:left w:val="single" w:color="B3B3B3" w:sz="4"/>
@@ -3858,7 +3858,7 @@
         </w:tc>
         <w:tc>
           <w:tcPr>
-            <w:tcW w:type="pct" w:w="17%"/>
+            <w:tcW w:type="pct" w:w="15%"/>
             <w:tcBorders>
               <w:top w:val="single" w:color="B3B3B3" w:sz="4"/>
               <w:left w:val="single" w:color="B3B3B3" w:sz="4"/>
@@ -3894,7 +3894,7 @@
         </w:tc>
         <w:tc>
           <w:tcPr>
-            <w:tcW w:type="pct" w:w="28%"/>
+            <w:tcW w:type="pct" w:w="25%"/>
             <w:tcBorders>
               <w:top w:val="single" w:color="B3B3B3" w:sz="4"/>
               <w:left w:val="single" w:color="B3B3B3" w:sz="4"/>
@@ -3943,7 +3943,7 @@
         </w:tc>
         <w:tc>
           <w:tcPr>
-            <w:tcW w:type="pct" w:w="26%"/>
+            <w:tcW w:type="pct" w:w="24%"/>
             <w:tcBorders>
               <w:top w:val="single" w:color="B3B3B3" w:sz="4"/>
               <w:left w:val="single" w:color="B3B3B3" w:sz="4"/>
@@ -4079,7 +4079,7 @@
         </w:tc>
         <w:tc>
           <w:tcPr>
-            <w:tcW w:type="pct" w:w="19%"/>
+            <w:tcW w:type="pct" w:w="25%"/>
             <w:tcBorders>
               <w:top w:val="single" w:color="B3B3B3" w:sz="4"/>
               <w:left w:val="single" w:color="B3B3B3" w:sz="4"/>
@@ -4115,7 +4115,7 @@
         </w:tc>
         <w:tc>
           <w:tcPr>
-            <w:tcW w:type="pct" w:w="17%"/>
+            <w:tcW w:type="pct" w:w="15%"/>
             <w:tcBorders>
               <w:top w:val="single" w:color="B3B3B3" w:sz="4"/>
               <w:left w:val="single" w:color="B3B3B3" w:sz="4"/>
@@ -4151,7 +4151,7 @@
         </w:tc>
         <w:tc>
           <w:tcPr>
-            <w:tcW w:type="pct" w:w="28%"/>
+            <w:tcW w:type="pct" w:w="25%"/>
             <w:tcBorders>
               <w:top w:val="single" w:color="B3B3B3" w:sz="4"/>
               <w:left w:val="single" w:color="B3B3B3" w:sz="4"/>
@@ -4187,7 +4187,7 @@
         </w:tc>
         <w:tc>
           <w:tcPr>
-            <w:tcW w:type="pct" w:w="26%"/>
+            <w:tcW w:type="pct" w:w="24%"/>
             <w:tcBorders>
               <w:top w:val="single" w:color="B3B3B3" w:sz="4"/>
               <w:left w:val="single" w:color="B3B3B3" w:sz="4"/>
@@ -4297,169 +4297,38 @@
         </w:tc>
         <w:tc>
           <w:tcPr>
-            <w:tcW w:type="pct" w:w="19%"/>
-            <w:tcBorders>
-              <w:top w:val="single" w:color="B3B3B3" w:sz="4"/>
-              <w:left w:val="single" w:color="B3B3B3" w:sz="4"/>
-              <w:bottom w:val="single" w:color="B3B3B3" w:sz="4"/>
-              <w:right w:val="single" w:color="B3B3B3" w:sz="4"/>
-            </w:tcBorders>
-            <w:tcMar>
-              <w:top w:type="dxa" w:w="60"/>
-              <w:left w:type="dxa" w:w="100"/>
-              <w:bottom w:type="dxa" w:w="60"/>
-              <w:right w:type="dxa" w:w="100"/>
-            </w:tcMar>
-            <w:vAlign w:val="center"/>
-          </w:tcPr>
-          <w:p>
-            <w:pPr>
-              <w:spacing w:after="0" w:line="250"/>
-            </w:pPr>
-            <w:r>
-              <w:rPr>
-                <w:rFonts w:ascii="Arial" w:cs="Arial" w:eastAsia="Arial" w:hAnsi="Arial"/>
-                <w:b w:val="false"/>
-                <w:bCs w:val="false"/>
-                <w:i w:val="false"/>
-                <w:iCs w:val="false"/>
-                <w:color w:val="1A1A1A"/>
-                <w:sz w:val="18"/>
-                <w:szCs w:val="18"/>
-              </w:rPr>
-              <w:t xml:space="preserve">Документ предложений</w:t>
-            </w:r>
-          </w:p>
-        </w:tc>
-        <w:tc>
-          <w:tcPr>
-            <w:tcW w:type="pct" w:w="17%"/>
-            <w:tcBorders>
-              <w:top w:val="single" w:color="B3B3B3" w:sz="4"/>
-              <w:left w:val="single" w:color="B3B3B3" w:sz="4"/>
-              <w:bottom w:val="single" w:color="B3B3B3" w:sz="4"/>
-              <w:right w:val="single" w:color="B3B3B3" w:sz="4"/>
-            </w:tcBorders>
-            <w:tcMar>
-              <w:top w:type="dxa" w:w="60"/>
-              <w:left w:type="dxa" w:w="100"/>
-              <w:bottom w:type="dxa" w:w="60"/>
-              <w:right w:type="dxa" w:w="100"/>
-            </w:tcMar>
-            <w:vAlign w:val="center"/>
-          </w:tcPr>
-          <w:p>
-            <w:pPr>
-              <w:spacing w:after="0" w:line="250"/>
-            </w:pPr>
-            <w:r>
-              <w:rPr>
-                <w:rFonts w:ascii="Arial" w:cs="Arial" w:eastAsia="Arial" w:hAnsi="Arial"/>
-                <w:b w:val="false"/>
-                <w:bCs w:val="false"/>
-                <w:i w:val="false"/>
-                <w:iCs w:val="false"/>
-                <w:color w:val="1A1A1A"/>
-                <w:sz w:val="18"/>
-                <w:szCs w:val="18"/>
-              </w:rPr>
-              <w:t xml:space="preserve">ноябрь — середина декабря 2026</w:t>
-            </w:r>
-          </w:p>
-        </w:tc>
-        <w:tc>
-          <w:tcPr>
-            <w:tcW w:type="pct" w:w="28%"/>
-            <w:tcBorders>
-              <w:top w:val="single" w:color="B3B3B3" w:sz="4"/>
-              <w:left w:val="single" w:color="B3B3B3" w:sz="4"/>
-              <w:bottom w:val="single" w:color="B3B3B3" w:sz="4"/>
-              <w:right w:val="single" w:color="B3B3B3" w:sz="4"/>
-            </w:tcBorders>
-            <w:tcMar>
-              <w:top w:type="dxa" w:w="60"/>
-              <w:left w:type="dxa" w:w="100"/>
-              <w:bottom w:type="dxa" w:w="60"/>
-              <w:right w:type="dxa" w:w="100"/>
-            </w:tcMar>
-            <w:vAlign w:val="center"/>
-          </w:tcPr>
-          <w:p>
-            <w:pPr>
-              <w:spacing w:after="0" w:line="250"/>
-            </w:pPr>
-            <w:r>
-              <w:rPr>
-                <w:rFonts w:ascii="Arial" w:cs="Arial" w:eastAsia="Arial" w:hAnsi="Arial"/>
-                <w:b w:val="false"/>
-                <w:bCs w:val="false"/>
-                <w:i w:val="false"/>
-                <w:iCs w:val="false"/>
-                <w:color w:val="1A1A1A"/>
-                <w:sz w:val="18"/>
-                <w:szCs w:val="18"/>
-              </w:rPr>
-              <w:t xml:space="preserve">предложения по разделу 9 концепции с готовыми формулировками для таблиц РПД: практики — шаги сквозного проекта с артефактами; СРС на проект; оценочные средства — вехи, тесты, защита с рубрикой; литература, ПО, ЭОР</w:t>
-            </w:r>
-          </w:p>
-        </w:tc>
-        <w:tc>
-          <w:tcPr>
-            <w:tcW w:type="pct" w:w="26%"/>
-            <w:tcBorders>
-              <w:top w:val="single" w:color="B3B3B3" w:sz="4"/>
-              <w:left w:val="single" w:color="B3B3B3" w:sz="4"/>
-              <w:bottom w:val="single" w:color="B3B3B3" w:sz="4"/>
-              <w:right w:val="single" w:color="B3B3B3" w:sz="4"/>
-            </w:tcBorders>
-            <w:tcMar>
-              <w:top w:type="dxa" w:w="60"/>
-              <w:left w:type="dxa" w:w="100"/>
-              <w:bottom w:type="dxa" w:w="60"/>
-              <w:right w:type="dxa" w:w="100"/>
-            </w:tcMar>
-            <w:vAlign w:val="center"/>
-          </w:tcPr>
-          <w:p>
-            <w:pPr>
-              <w:spacing w:after="0" w:line="250"/>
-            </w:pPr>
-            <w:r>
-              <w:rPr>
-                <w:rFonts w:ascii="Arial" w:cs="Arial" w:eastAsia="Arial" w:hAnsi="Arial"/>
-                <w:b w:val="false"/>
-                <w:bCs w:val="false"/>
-                <w:i w:val="false"/>
-                <w:iCs w:val="false"/>
-                <w:color w:val="1A1A1A"/>
-                <w:sz w:val="18"/>
-                <w:szCs w:val="18"/>
-              </w:rPr>
-              <w:t xml:space="preserve">документ предложений (md + docx), переданный составителю</w:t>
-            </w:r>
-          </w:p>
-        </w:tc>
-        <w:tc>
-          <w:tcPr>
-            <w:tcW w:type="pct" w:w="8%"/>
-            <w:tcBorders>
-              <w:top w:val="single" w:color="B3B3B3" w:sz="4"/>
-              <w:left w:val="single" w:color="B3B3B3" w:sz="4"/>
-              <w:bottom w:val="single" w:color="B3B3B3" w:sz="4"/>
-              <w:right w:val="single" w:color="B3B3B3" w:sz="4"/>
-            </w:tcBorders>
-            <w:tcMar>
-              <w:top w:type="dxa" w:w="60"/>
-              <w:left w:type="dxa" w:w="100"/>
-              <w:bottom w:type="dxa" w:w="60"/>
-              <w:right w:type="dxa" w:w="100"/>
-            </w:tcMar>
-            <w:vAlign w:val="center"/>
-          </w:tcPr>
-          <w:p>
-            <w:pPr>
-              <w:spacing w:after="0" w:line="250"/>
-            </w:pPr>
+            <w:tcW w:type="pct" w:w="25%"/>
+            <w:tcBorders>
+              <w:top w:val="single" w:color="B3B3B3" w:sz="4"/>
+              <w:left w:val="single" w:color="B3B3B3" w:sz="4"/>
+              <w:bottom w:val="single" w:color="B3B3B3" w:sz="4"/>
+              <w:right w:val="single" w:color="B3B3B3" w:sz="4"/>
+            </w:tcBorders>
+            <w:tcMar>
+              <w:top w:type="dxa" w:w="60"/>
+              <w:left w:type="dxa" w:w="100"/>
+              <w:bottom w:type="dxa" w:w="60"/>
+              <w:right w:type="dxa" w:w="100"/>
+            </w:tcMar>
+            <w:vAlign w:val="center"/>
+          </w:tcPr>
+          <w:p>
+            <w:pPr>
+              <w:spacing w:after="0" w:line="250"/>
+            </w:pPr>
+            <w:r>
+              <w:rPr>
+                <w:rFonts w:ascii="Arial" w:cs="Arial" w:eastAsia="Arial" w:hAnsi="Arial"/>
+                <w:b w:val="false"/>
+                <w:bCs w:val="false"/>
+                <w:i w:val="false"/>
+                <w:iCs w:val="false"/>
+                <w:color w:val="1A1A1A"/>
+                <w:sz w:val="18"/>
+                <w:szCs w:val="18"/>
+              </w:rPr>
+              <w:t xml:space="preserve">Документ предложений (</w:t>
+            </w:r>
             <w:r>
               <w:rPr>
                 <w:rFonts w:ascii="Arial" w:cs="Arial" w:eastAsia="Arial" w:hAnsi="Arial"/>
@@ -4471,6 +4340,189 @@
                 <w:sz w:val="18"/>
                 <w:szCs w:val="18"/>
               </w:rPr>
+              <w:t xml:space="preserve">черновик v0.1 — 17.10</w:t>
+            </w:r>
+            <w:r>
+              <w:rPr>
+                <w:rFonts w:ascii="Arial" w:cs="Arial" w:eastAsia="Arial" w:hAnsi="Arial"/>
+                <w:b w:val="false"/>
+                <w:bCs w:val="false"/>
+                <w:i w:val="false"/>
+                <w:iCs w:val="false"/>
+                <w:color w:val="1A1A1A"/>
+                <w:sz w:val="18"/>
+                <w:szCs w:val="18"/>
+              </w:rPr>
+              <w:t xml:space="preserve">, </w:t>
+            </w:r>
+            <w:r>
+              <w:rPr>
+                <w:rFonts w:ascii="Courier New" w:cs="Courier New" w:eastAsia="Courier New" w:hAnsi="Courier New"/>
+                <w:b w:val="false"/>
+                <w:bCs w:val="false"/>
+                <w:i w:val="false"/>
+                <w:iCs w:val="false"/>
+                <w:color w:val="1A1A1A"/>
+                <w:sz w:val="18"/>
+                <w:szCs w:val="18"/>
+              </w:rPr>
+              <w:t xml:space="preserve">rpd/RPD_2027_OPD_1kurs_chernovik.md</w:t>
+            </w:r>
+            <w:r>
+              <w:rPr>
+                <w:rFonts w:ascii="Arial" w:cs="Arial" w:eastAsia="Arial" w:hAnsi="Arial"/>
+                <w:b w:val="false"/>
+                <w:bCs w:val="false"/>
+                <w:i w:val="false"/>
+                <w:iCs w:val="false"/>
+                <w:color w:val="1A1A1A"/>
+                <w:sz w:val="18"/>
+                <w:szCs w:val="18"/>
+              </w:rPr>
+              <w:t xml:space="preserve">)</w:t>
+            </w:r>
+          </w:p>
+        </w:tc>
+        <w:tc>
+          <w:tcPr>
+            <w:tcW w:type="pct" w:w="15%"/>
+            <w:tcBorders>
+              <w:top w:val="single" w:color="B3B3B3" w:sz="4"/>
+              <w:left w:val="single" w:color="B3B3B3" w:sz="4"/>
+              <w:bottom w:val="single" w:color="B3B3B3" w:sz="4"/>
+              <w:right w:val="single" w:color="B3B3B3" w:sz="4"/>
+            </w:tcBorders>
+            <w:tcMar>
+              <w:top w:type="dxa" w:w="60"/>
+              <w:left w:type="dxa" w:w="100"/>
+              <w:bottom w:type="dxa" w:w="60"/>
+              <w:right w:type="dxa" w:w="100"/>
+            </w:tcMar>
+            <w:vAlign w:val="center"/>
+          </w:tcPr>
+          <w:p>
+            <w:pPr>
+              <w:spacing w:after="0" w:line="250"/>
+            </w:pPr>
+            <w:r>
+              <w:rPr>
+                <w:rFonts w:ascii="Arial" w:cs="Arial" w:eastAsia="Arial" w:hAnsi="Arial"/>
+                <w:b w:val="false"/>
+                <w:bCs w:val="false"/>
+                <w:i w:val="false"/>
+                <w:iCs w:val="false"/>
+                <w:color w:val="1A1A1A"/>
+                <w:sz w:val="18"/>
+                <w:szCs w:val="18"/>
+              </w:rPr>
+              <w:t xml:space="preserve">ноябрь — середина декабря 2026</w:t>
+            </w:r>
+          </w:p>
+        </w:tc>
+        <w:tc>
+          <w:tcPr>
+            <w:tcW w:type="pct" w:w="25%"/>
+            <w:tcBorders>
+              <w:top w:val="single" w:color="B3B3B3" w:sz="4"/>
+              <w:left w:val="single" w:color="B3B3B3" w:sz="4"/>
+              <w:bottom w:val="single" w:color="B3B3B3" w:sz="4"/>
+              <w:right w:val="single" w:color="B3B3B3" w:sz="4"/>
+            </w:tcBorders>
+            <w:tcMar>
+              <w:top w:type="dxa" w:w="60"/>
+              <w:left w:type="dxa" w:w="100"/>
+              <w:bottom w:type="dxa" w:w="60"/>
+              <w:right w:type="dxa" w:w="100"/>
+            </w:tcMar>
+            <w:vAlign w:val="center"/>
+          </w:tcPr>
+          <w:p>
+            <w:pPr>
+              <w:spacing w:after="0" w:line="250"/>
+            </w:pPr>
+            <w:r>
+              <w:rPr>
+                <w:rFonts w:ascii="Arial" w:cs="Arial" w:eastAsia="Arial" w:hAnsi="Arial"/>
+                <w:b w:val="false"/>
+                <w:bCs w:val="false"/>
+                <w:i w:val="false"/>
+                <w:iCs w:val="false"/>
+                <w:color w:val="1A1A1A"/>
+                <w:sz w:val="18"/>
+                <w:szCs w:val="18"/>
+              </w:rPr>
+              <w:t xml:space="preserve">предложения по разделу 9 концепции с готовыми формулировками для таблиц РПД: практики — шаги сквозного проекта с артефактами; СРС на проект; оценочные средства — вехи, тесты, защита с рубрикой; литература, ПО, ЭОР</w:t>
+            </w:r>
+          </w:p>
+        </w:tc>
+        <w:tc>
+          <w:tcPr>
+            <w:tcW w:type="pct" w:w="24%"/>
+            <w:tcBorders>
+              <w:top w:val="single" w:color="B3B3B3" w:sz="4"/>
+              <w:left w:val="single" w:color="B3B3B3" w:sz="4"/>
+              <w:bottom w:val="single" w:color="B3B3B3" w:sz="4"/>
+              <w:right w:val="single" w:color="B3B3B3" w:sz="4"/>
+            </w:tcBorders>
+            <w:tcMar>
+              <w:top w:type="dxa" w:w="60"/>
+              <w:left w:type="dxa" w:w="100"/>
+              <w:bottom w:type="dxa" w:w="60"/>
+              <w:right w:type="dxa" w:w="100"/>
+            </w:tcMar>
+            <w:vAlign w:val="center"/>
+          </w:tcPr>
+          <w:p>
+            <w:pPr>
+              <w:spacing w:after="0" w:line="250"/>
+            </w:pPr>
+            <w:r>
+              <w:rPr>
+                <w:rFonts w:ascii="Arial" w:cs="Arial" w:eastAsia="Arial" w:hAnsi="Arial"/>
+                <w:b w:val="false"/>
+                <w:bCs w:val="false"/>
+                <w:i w:val="false"/>
+                <w:iCs w:val="false"/>
+                <w:color w:val="1A1A1A"/>
+                <w:sz w:val="18"/>
+                <w:szCs w:val="18"/>
+              </w:rPr>
+              <w:t xml:space="preserve">документ предложений (md + docx), переданный составителю</w:t>
+            </w:r>
+          </w:p>
+        </w:tc>
+        <w:tc>
+          <w:tcPr>
+            <w:tcW w:type="pct" w:w="8%"/>
+            <w:tcBorders>
+              <w:top w:val="single" w:color="B3B3B3" w:sz="4"/>
+              <w:left w:val="single" w:color="B3B3B3" w:sz="4"/>
+              <w:bottom w:val="single" w:color="B3B3B3" w:sz="4"/>
+              <w:right w:val="single" w:color="B3B3B3" w:sz="4"/>
+            </w:tcBorders>
+            <w:tcMar>
+              <w:top w:type="dxa" w:w="60"/>
+              <w:left w:type="dxa" w:w="100"/>
+              <w:bottom w:type="dxa" w:w="60"/>
+              <w:right w:type="dxa" w:w="100"/>
+            </w:tcMar>
+            <w:vAlign w:val="center"/>
+          </w:tcPr>
+          <w:p>
+            <w:pPr>
+              <w:spacing w:after="0" w:line="250"/>
+            </w:pPr>
+            <w:r>
+              <w:rPr>
+                <w:rFonts w:ascii="Arial" w:cs="Arial" w:eastAsia="Arial" w:hAnsi="Arial"/>
+                <w:b/>
+                <w:bCs/>
+                <w:i w:val="false"/>
+                <w:iCs w:val="false"/>
+                <w:color w:val="1A1A1A"/>
+                <w:sz w:val="18"/>
+                <w:szCs w:val="18"/>
+              </w:rPr>
               <w:t xml:space="preserve">П</w:t>
             </w:r>
           </w:p>
@@ -4515,7 +4567,7 @@
         </w:tc>
         <w:tc>
           <w:tcPr>
-            <w:tcW w:type="pct" w:w="19%"/>
+            <w:tcW w:type="pct" w:w="25%"/>
             <w:tcBorders>
               <w:top w:val="single" w:color="B3B3B3" w:sz="4"/>
               <w:left w:val="single" w:color="B3B3B3" w:sz="4"/>
@@ -4551,7 +4603,7 @@
         </w:tc>
         <w:tc>
           <w:tcPr>
-            <w:tcW w:type="pct" w:w="17%"/>
+            <w:tcW w:type="pct" w:w="15%"/>
             <w:tcBorders>
               <w:top w:val="single" w:color="B3B3B3" w:sz="4"/>
               <w:left w:val="single" w:color="B3B3B3" w:sz="4"/>
@@ -4587,7 +4639,7 @@
         </w:tc>
         <w:tc>
           <w:tcPr>
-            <w:tcW w:type="pct" w:w="28%"/>
+            <w:tcW w:type="pct" w:w="25%"/>
             <w:tcBorders>
               <w:top w:val="single" w:color="B3B3B3" w:sz="4"/>
               <w:left w:val="single" w:color="B3B3B3" w:sz="4"/>
@@ -4623,7 +4675,7 @@
         </w:tc>
         <w:tc>
           <w:tcPr>
-            <w:tcW w:type="pct" w:w="26%"/>
+            <w:tcW w:type="pct" w:w="24%"/>
             <w:tcBorders>
               <w:top w:val="single" w:color="B3B3B3" w:sz="4"/>
               <w:left w:val="single" w:color="B3B3B3" w:sz="4"/>
@@ -4733,7 +4785,7 @@
         </w:tc>
         <w:tc>
           <w:tcPr>
-            <w:tcW w:type="pct" w:w="19%"/>
+            <w:tcW w:type="pct" w:w="25%"/>
             <w:tcBorders>
               <w:top w:val="single" w:color="B3B3B3" w:sz="4"/>
               <w:left w:val="single" w:color="B3B3B3" w:sz="4"/>
@@ -4769,7 +4821,7 @@
         </w:tc>
         <w:tc>
           <w:tcPr>
-            <w:tcW w:type="pct" w:w="17%"/>
+            <w:tcW w:type="pct" w:w="15%"/>
             <w:tcBorders>
               <w:top w:val="single" w:color="B3B3B3" w:sz="4"/>
               <w:left w:val="single" w:color="B3B3B3" w:sz="4"/>
@@ -4805,7 +4857,7 @@
         </w:tc>
         <w:tc>
           <w:tcPr>
-            <w:tcW w:type="pct" w:w="28%"/>
+            <w:tcW w:type="pct" w:w="25%"/>
             <w:tcBorders>
               <w:top w:val="single" w:color="B3B3B3" w:sz="4"/>
               <w:left w:val="single" w:color="B3B3B3" w:sz="4"/>
@@ -4841,7 +4893,7 @@
         </w:tc>
         <w:tc>
           <w:tcPr>
-            <w:tcW w:type="pct" w:w="26%"/>
+            <w:tcW w:type="pct" w:w="24%"/>
             <w:tcBorders>
               <w:top w:val="single" w:color="B3B3B3" w:sz="4"/>
               <w:left w:val="single" w:color="B3B3B3" w:sz="4"/>
@@ -4964,7 +5016,7 @@
         </w:tc>
         <w:tc>
           <w:tcPr>
-            <w:tcW w:type="pct" w:w="19%"/>
+            <w:tcW w:type="pct" w:w="25%"/>
             <w:tcBorders>
               <w:top w:val="single" w:color="B3B3B3" w:sz="4"/>
               <w:left w:val="single" w:color="B3B3B3" w:sz="4"/>
@@ -5000,7 +5052,7 @@
         </w:tc>
         <w:tc>
           <w:tcPr>
-            <w:tcW w:type="pct" w:w="17%"/>
+            <w:tcW w:type="pct" w:w="15%"/>
             <w:tcBorders>
               <w:top w:val="single" w:color="B3B3B3" w:sz="4"/>
               <w:left w:val="single" w:color="B3B3B3" w:sz="4"/>
@@ -5036,7 +5088,7 @@
         </w:tc>
         <w:tc>
           <w:tcPr>
-            <w:tcW w:type="pct" w:w="28%"/>
+            <w:tcW w:type="pct" w:w="25%"/>
             <w:tcBorders>
               <w:top w:val="single" w:color="B3B3B3" w:sz="4"/>
               <w:left w:val="single" w:color="B3B3B3" w:sz="4"/>
@@ -5072,7 +5124,7 @@
         </w:tc>
         <w:tc>
           <w:tcPr>
-            <w:tcW w:type="pct" w:w="26%"/>
+            <w:tcW w:type="pct" w:w="24%"/>
             <w:tcBorders>
               <w:top w:val="single" w:color="B3B3B3" w:sz="4"/>
               <w:left w:val="single" w:color="B3B3B3" w:sz="4"/>
